--- a/docs/downloads/hamilton-smith/تم/doc_0209.docx
+++ b/docs/downloads/hamilton-smith/تم/doc_0209.docx
@@ -1,23 +1,23 @@
 
 <file path=word/document.xml><?xml version="1.0" encoding="utf-8"?>
-<w:document xmlns:wpc="http://schemas.microsoft.com/office/word/2010/wordprocessingCanvas" xmlns:cx="http://schemas.microsoft.com/office/drawing/2014/chartex" xmlns:cx1="http://schemas.microsoft.com/office/drawing/2015/9/8/chartex" xmlns:cx2="http://schemas.microsoft.com/office/drawing/2015/10/21/chartex" xmlns:cx3="http://schemas.microsoft.com/office/drawing/2016/5/9/chartex" xmlns:cx4="http://schemas.microsoft.com/office/drawing/2016/5/10/chartex" xmlns:cx5="http://schemas.microsoft.com/office/drawing/2016/5/11/chartex" xmlns:cx6="http://schemas.microsoft.com/office/drawing/2016/5/12/chartex" xmlns:cx7="http://schemas.microsoft.com/office/drawing/2016/5/13/chartex" xmlns:cx8="http://schemas.microsoft.com/office/drawing/2016/5/14/chartex" xmlns:mc="http://schemas.openxmlformats.org/markup-compatibility/2006" xmlns:aink="http://schemas.microsoft.com/office/drawing/2016/ink" xmlns:am3d="http://schemas.microsoft.com/office/drawing/2017/model3d" xmlns:o="urn:schemas-microsoft-com:office:office" xmlns:r="http://schemas.openxmlformats.org/officeDocument/2006/relationships" xmlns:m="http://schemas.openxmlformats.org/officeDocument/2006/math" xmlns:v="urn:schemas-microsoft-com:vml" xmlns:wp14="http://schemas.microsoft.com/office/word/2010/wordprocessingDrawing" xmlns:wp="http://schemas.openxmlformats.org/drawingml/2006/wordprocessingDrawing" xmlns:w10="urn:schemas-microsoft-com:office:word" xmlns:w="http://schemas.openxmlformats.org/wordprocessingml/2006/main" xmlns:w14="http://schemas.microsoft.com/office/word/2010/wordml" xmlns:w15="http://schemas.microsoft.com/office/word/2012/wordml" xmlns:w16cid="http://schemas.microsoft.com/office/word/2016/wordml/cid" xmlns:w16se="http://schemas.microsoft.com/office/word/2015/wordml/symex" xmlns:wpg="http://schemas.microsoft.com/office/word/2010/wordprocessingGroup" xmlns:wpi="http://schemas.microsoft.com/office/word/2010/wordprocessingInk" xmlns:wne="http://schemas.microsoft.com/office/word/2006/wordml" xmlns:wps="http://schemas.microsoft.com/office/word/2010/wordprocessingShape" mc:Ignorable="w14 w15 w16se w16cid wp14">
+<w:document xmlns:wpc="http://schemas.microsoft.com/office/word/2010/wordprocessingCanvas" xmlns:cx="http://schemas.microsoft.com/office/drawing/2014/chartex" xmlns:cx1="http://schemas.microsoft.com/office/drawing/2015/9/8/chartex" xmlns:cx2="http://schemas.microsoft.com/office/drawing/2015/10/21/chartex" xmlns:cx3="http://schemas.microsoft.com/office/drawing/2016/5/9/chartex" xmlns:cx4="http://schemas.microsoft.com/office/drawing/2016/5/10/chartex" xmlns:cx5="http://schemas.microsoft.com/office/drawing/2016/5/11/chartex" xmlns:cx6="http://schemas.microsoft.com/office/drawing/2016/5/12/chartex" xmlns:cx7="http://schemas.microsoft.com/office/drawing/2016/5/13/chartex" xmlns:cx8="http://schemas.microsoft.com/office/drawing/2016/5/14/chartex" xmlns:mc="http://schemas.openxmlformats.org/markup-compatibility/2006" xmlns:aink="http://schemas.microsoft.com/office/drawing/2016/ink" xmlns:am3d="http://schemas.microsoft.com/office/drawing/2017/model3d" xmlns:o="urn:schemas-microsoft-com:office:office" xmlns:oel="http://schemas.microsoft.com/office/2019/extlst" xmlns:r="http://schemas.openxmlformats.org/officeDocument/2006/relationships" xmlns:m="http://schemas.openxmlformats.org/officeDocument/2006/math" xmlns:v="urn:schemas-microsoft-com:vml" xmlns:wp14="http://schemas.microsoft.com/office/word/2010/wordprocessingDrawing" xmlns:wp="http://schemas.openxmlformats.org/drawingml/2006/wordprocessingDrawing" xmlns:w10="urn:schemas-microsoft-com:office:word" xmlns:w="http://schemas.openxmlformats.org/wordprocessingml/2006/main" xmlns:w14="http://schemas.microsoft.com/office/word/2010/wordml" xmlns:w15="http://schemas.microsoft.com/office/word/2012/wordml" xmlns:w16cex="http://schemas.microsoft.com/office/word/2018/wordml/cex" xmlns:w16cid="http://schemas.microsoft.com/office/word/2016/wordml/cid" xmlns:w16="http://schemas.microsoft.com/office/word/2018/wordml" xmlns:w16du="http://schemas.microsoft.com/office/word/2023/wordml/word16du" xmlns:w16sdtdh="http://schemas.microsoft.com/office/word/2020/wordml/sdtdatahash" xmlns:w16se="http://schemas.microsoft.com/office/word/2015/wordml/symex" xmlns:wpg="http://schemas.microsoft.com/office/word/2010/wordprocessingGroup" xmlns:wpi="http://schemas.microsoft.com/office/word/2010/wordprocessingInk" xmlns:wne="http://schemas.microsoft.com/office/word/2006/wordml" xmlns:wps="http://schemas.microsoft.com/office/word/2010/wordprocessingShape" mc:Ignorable="w14 w15 w16se w16cid w16 w16cex w16sdtdh w16du wp14">
   <w:body>
     <w:p>
       <w:pPr>
         <w:rPr>
           <w:rtl/>
-          <w:lang w:bidi="ar-AE"/>
-        </w:rPr>
-      </w:pPr>
-      <w:hyperlink r:id="rId4" w:history="1">
+          <w:lang w:bidi="ar-SA"/>
+        </w:rPr>
+      </w:pPr>
+      <w:hyperlink r:id="rId5" w:history="1">
         <w:r>
           <w:rPr>
             <w:rStyle w:val="Hyperlink"/>
             <w:rFonts w:hint="cs"/>
             <w:rtl/>
-            <w:lang w:bidi="ar-AE"/>
+            <w:lang w:bidi="ar-SA"/>
           </w:rPr>
-          <w:t>صلاة دانيال</w:t>
+          <w:t>غِنى السر</w:t>
         </w:r>
       </w:hyperlink>
     </w:p>
@@ -25,21 +25,21 @@
       <w:pPr>
         <w:rPr>
           <w:rtl/>
-          <w:lang w:bidi="ar-AE"/>
-        </w:rPr>
-      </w:pPr>
-      <w:r>
-        <w:rPr>
-          <w:rFonts w:hint="cs"/>
-          <w:rtl/>
-          <w:lang w:bidi="ar-AE"/>
-        </w:rPr>
-        <w:t xml:space="preserve">دانيال 9: 4 </w:t>
-      </w:r>
-      <w:r>
-        <w:rPr>
-          <w:rtl/>
-          <w:lang w:bidi="ar-AE"/>
+          <w:lang w:bidi="ar-SA"/>
+        </w:rPr>
+      </w:pPr>
+      <w:r>
+        <w:rPr>
+          <w:rFonts w:hint="cs"/>
+          <w:rtl/>
+          <w:lang w:bidi="ar-SA"/>
+        </w:rPr>
+        <w:t xml:space="preserve">أفسس 3: 1 </w:t>
+      </w:r>
+      <w:r>
+        <w:rPr>
+          <w:rtl/>
+          <w:lang w:bidi="ar-SA"/>
         </w:rPr>
         <w:t>–</w:t>
       </w:r>
@@ -47,153 +47,3048 @@
         <w:rPr>
           <w:rFonts w:hint="cs"/>
           <w:rtl/>
-          <w:lang w:bidi="ar-AE"/>
-        </w:rPr>
-        <w:t xml:space="preserve"> 6</w:t>
-      </w:r>
-    </w:p>
-    <w:p>
-      <w:pPr>
-        <w:rPr>
-          <w:rtl/>
-          <w:lang w:bidi="ar-AE"/>
-        </w:rPr>
-      </w:pPr>
-      <w:r>
-        <w:rPr>
-          <w:lang w:bidi="ar-AE"/>
+          <w:lang w:bidi="ar-SA"/>
+        </w:rPr>
+        <w:t xml:space="preserve"> 11</w:t>
+      </w:r>
+    </w:p>
+    <w:p>
+      <w:pPr>
+        <w:bidi w:val="0"/>
+        <w:rPr>
+          <w:lang w:bidi="ar-SA"/>
+        </w:rPr>
+      </w:pPr>
+      <w:r>
+        <w:rPr>
+          <w:lang w:bidi="ar-SA"/>
         </w:rPr>
         <w:t>Hamilton Smith</w:t>
       </w:r>
     </w:p>
     <w:p>
       <w:pPr>
-        <w:jc w:val="both"/>
-        <w:rPr>
-          <w:rtl/>
-          <w:lang w:bidi="ar-AE"/>
-        </w:rPr>
-      </w:pPr>
-      <w:r>
-        <w:rPr>
-          <w:rFonts w:hint="cs"/>
-          <w:rtl/>
-          <w:lang w:bidi="ar-AE"/>
-        </w:rPr>
-        <w:t>بشعوره الحقيقي بعظمة الله أمام نفسه يدرك دانيال في صلاته حالة الشعب المنحطة. الله كان أمينًا لعهده، لكن الشعب حاد عن أحكام وصايا الله. هو يعترف بأن هذه الحالة المنحطة أدبيًا هي أصل كل الانشقاق والتشتت بين الشعب. هو لا يحاول بأن يوجه اللوم لبعض الأشخاص بسبب الانفصال والانشقاق، اللذين لربما تصرفوا فعلاً بيد رفيعة وعوّجوا الحق، وبالتالي قادوا الكثيرين للضلال. إن هذا كان وكما نعلم الحال مع الملوك، الكهنة والأنبياء الكذبة. لكنه نظر إلى ما بعد فشل بعض الأفراد واعترف بفشل الشعب ككل. لقد قال: "أخطأنا ... ملوكنا، رؤساؤنا، آباؤنا وكل شعب الأرض."</w:t>
-      </w:r>
-    </w:p>
-    <w:p>
-      <w:pPr>
-        <w:jc w:val="both"/>
-        <w:rPr>
-          <w:rtl/>
-          <w:lang w:bidi="ar-AE"/>
-        </w:rPr>
-      </w:pPr>
-      <w:r>
-        <w:rPr>
-          <w:rFonts w:hint="cs"/>
-          <w:rtl/>
-          <w:lang w:bidi="ar-AE"/>
-        </w:rPr>
-        <w:t xml:space="preserve">شخصيًا لم يكن لدانيال يد مباشرة في الأمر، في أنه حدث التشتت بحوالي 70 سنة قبل ذلك. </w:t>
-      </w:r>
-      <w:r>
-        <w:rPr>
-          <w:rFonts w:hint="cs"/>
-          <w:rtl/>
-          <w:lang w:bidi="ar-AE"/>
-        </w:rPr>
-        <w:t>إنه لم يكن إلا ولد حينما تهدّمت أورشليم، وأثناء السبي كاد لم يبقى أحد مواليًا للرب. بالرغم من ذلك، فغياب المسؤولية الشخصية وقد مضى الكثير من الوقت لم يجعلانه يتجاهل الانفصال والتشتت، ولا أن يلقي باللوم على بعض الأشخاص الذين لم يكونوا هناك منذ زمن طويل؛ على العكس، فلقد التحم مع شعب الله واعترف أمام الله بأنه</w:t>
-      </w:r>
-      <w:r>
-        <w:rPr>
-          <w:rFonts w:hint="cs"/>
-          <w:rtl/>
-          <w:lang w:bidi="ar-AE"/>
-        </w:rPr>
-        <w:t>م</w:t>
-      </w:r>
-      <w:r>
-        <w:rPr>
-          <w:rFonts w:hint="cs"/>
-          <w:rtl/>
-          <w:lang w:bidi="ar-AE"/>
-        </w:rPr>
-        <w:t xml:space="preserve"> جميعهم أخطأوا. هكذا هو الأمر اليوم: إن الانشغال بالذين يشتتون شعب الله عن بعضه، من الممكن أن يعمينا عن السبب الحقيقي للانفصال: للحالة المنحطة المصاحبة اعترافنا السامي.</w:t>
-      </w:r>
-    </w:p>
-    <w:p>
-      <w:pPr>
-        <w:jc w:val="both"/>
-        <w:rPr>
-          <w:rtl/>
-          <w:lang w:bidi="ar-AE"/>
-        </w:rPr>
-      </w:pPr>
-      <w:r>
-        <w:rPr>
-          <w:rFonts w:hint="cs"/>
-          <w:rtl/>
-          <w:lang w:bidi="ar-AE"/>
-        </w:rPr>
-        <w:t>من الممكن أن لا يكون لدينا أية مساهمة بتصرف هؤلاء الناس المتطاول والغبي، الذين أدّوا إلى تشتت مباشر لشعب الله، لكننا جميعنا كان لنا النصيب في الحالة المتدنية الذي حتم حدوث هذا الإنهيار. دانيال لا يحاول بأن يُضعف من وقع خطيتهم: على العكس، هو اعترف بأنهم زادوا من حدة خطاياهم</w:t>
-      </w:r>
-      <w:r>
-        <w:rPr>
-          <w:rFonts w:hint="cs"/>
-          <w:rtl/>
-          <w:lang w:bidi="ar-AE"/>
-        </w:rPr>
-        <w:t>، برفضهم الاستماع للأنبياء الذين أرسلهم الله. لا شيء يمكن أن يضارب على ما نراه من اضطهاد شعب الله في ذلك الوقت، تمامًا كما في أيامنا، للأنبياء.</w:t>
-      </w:r>
-      <w:r>
-        <w:rPr>
-          <w:rFonts w:hint="cs"/>
-          <w:rtl/>
-          <w:lang w:bidi="ar-AE"/>
-        </w:rPr>
-        <w:t xml:space="preserve"> إننا لا نحبذ بأن تُهَزّ ضمائرنا بسماعنا عن أخطائنا. إن الإصرار بأننا مخطئين أو أخطأنا في فعلنا (ما عدا في صيغ غامضة وعامة للغاية) هو مُذلّ "للجسد المتديّن".</w:t>
-      </w:r>
-      <w:bookmarkStart w:id="0" w:name="_GoBack"/>
-      <w:bookmarkEnd w:id="0"/>
-    </w:p>
-    <w:p>
-      <w:pPr>
-        <w:jc w:val="both"/>
-        <w:rPr>
-          <w:rFonts w:hint="cs"/>
-          <w:lang w:bidi="ar-AE"/>
-        </w:rPr>
-      </w:pPr>
+        <w:rPr>
+          <w:rtl/>
+          <w:lang w:bidi="ar-SA"/>
+        </w:rPr>
+      </w:pPr>
+      <w:r>
+        <w:rPr>
+          <w:rFonts w:hint="cs"/>
+          <w:rtl/>
+          <w:lang w:bidi="ar-SA"/>
+        </w:rPr>
+        <w:t>في المسيح قد أصبح أيضًا مؤمنون من الأمم ورثة معه في الموعد الإلهي</w:t>
+      </w:r>
+    </w:p>
+    <w:p>
+      <w:pPr>
+        <w:rPr>
+          <w:rtl/>
+          <w:lang w:bidi="ar-SA"/>
+        </w:rPr>
+      </w:pPr>
+      <w:r>
+        <w:rPr>
+          <w:rFonts w:hint="cs"/>
+          <w:rtl/>
+          <w:lang w:bidi="ar-SA"/>
+        </w:rPr>
+        <w:t>نحن نعيش في زمن يتميز بكل تلك المشاكل التي ستميز الأيام الأخيرة كنتيجة تحذيرات الكتاب المقدس، ومع ذلك جعلتنا نعمة الله في هذه الأزمنة الصعبة بأن نعود ونجد ثانية الحق العظيم عن سر العلاقة ما بين المسيح وكنيسته.</w:t>
+      </w:r>
+    </w:p>
+    <w:p>
+      <w:pPr>
+        <w:rPr>
+          <w:rtl/>
+          <w:lang w:bidi="ar-SA"/>
+        </w:rPr>
+      </w:pPr>
+      <w:r>
+        <w:rPr>
+          <w:rFonts w:hint="cs"/>
+          <w:rtl/>
+          <w:lang w:bidi="ar-SA"/>
+        </w:rPr>
+        <w:t>ففي الأيام القديمة، منذ زمن السبي، كان جزء كبير من شعب الله الأرضي موجود في عبودية بابل؛ وكذلك</w:t>
+      </w:r>
+      <w:r>
+        <w:rPr>
+          <w:rtl/>
+        </w:rPr>
+        <w:t xml:space="preserve"> </w:t>
+      </w:r>
+      <w:r>
+        <w:rPr>
+          <w:rtl/>
+          <w:lang w:bidi="ar-SA"/>
+        </w:rPr>
+        <w:t>في يومنا</w:t>
+      </w:r>
+      <w:r>
+        <w:rPr>
+          <w:rFonts w:hint="cs"/>
+          <w:rtl/>
+          <w:lang w:bidi="ar-SA"/>
+        </w:rPr>
+        <w:t xml:space="preserve"> أيضًا معظم المسيحيين الاسميين يقعون في الدمار البابلي في المسيحية، إما عن جهل أو عن لامبالاة فيما يتعلق بالحق الذي حفظه الله لشعبه. على الرغم من</w:t>
+      </w:r>
+      <w:r>
+        <w:rPr>
+          <w:rFonts w:hint="cs"/>
+          <w:rtl/>
+          <w:lang w:bidi="ar-SA"/>
+        </w:rPr>
+        <w:t xml:space="preserve"> </w:t>
+      </w:r>
+      <w:r>
+        <w:rPr>
+          <w:rFonts w:hint="cs"/>
+          <w:rtl/>
+          <w:lang w:bidi="ar-SA"/>
+        </w:rPr>
+        <w:t>ذلك فقد فتح الله لشعبه في زمننا أيضًا بابًا للعودة إلى أرضه وبنى بيته؛ وبقية صغيرة منهم استخدمت هذا المخرج بفرح. لهذا فقد انفتحت الآن لبعضٍ من المؤمنين عيونهم وقلوبهم ليدركوا تلك الحقائق ويقدّروها</w:t>
+      </w:r>
+      <w:r>
+        <w:rPr>
+          <w:rFonts w:hint="cs"/>
+          <w:rtl/>
+          <w:lang w:bidi="ar-SA"/>
+        </w:rPr>
+        <w:t>،</w:t>
+      </w:r>
+      <w:r>
+        <w:rPr>
+          <w:rFonts w:hint="cs"/>
+          <w:rtl/>
+          <w:lang w:bidi="ar-SA"/>
+        </w:rPr>
+        <w:t xml:space="preserve"> المختصة بالمسيح وكنيسته. في طاعة لكلمته اتخذوا </w:t>
+      </w:r>
+      <w:r>
+        <w:rPr>
+          <w:rFonts w:hint="cs"/>
+          <w:rtl/>
+          <w:lang w:bidi="ar-SA"/>
+        </w:rPr>
+        <w:t>هؤلاء</w:t>
+      </w:r>
+      <w:r>
+        <w:rPr>
+          <w:rFonts w:hint="cs"/>
+          <w:rtl/>
+          <w:lang w:bidi="ar-SA"/>
+        </w:rPr>
+        <w:t xml:space="preserve"> مكانًا بعيدًا عن المسيحية المنظمة ليسلكوا في نور هذه الحقائق.</w:t>
+      </w:r>
+    </w:p>
+    <w:p>
+      <w:pPr>
+        <w:rPr>
+          <w:rtl/>
+          <w:lang w:bidi="ar-SA"/>
+        </w:rPr>
+      </w:pPr>
+      <w:r>
+        <w:rPr>
+          <w:rFonts w:hint="cs"/>
+          <w:rtl/>
+          <w:lang w:bidi="ar-SA"/>
+        </w:rPr>
+        <w:t xml:space="preserve">إضافة إلى ذلك فقد رأت البقية العائدة من بابل نفسها في تلك الأيام القديمة معرضة فجأة للأعداء من الداخل والخارج. </w:t>
+      </w:r>
+      <w:r>
+        <w:rPr>
+          <w:rFonts w:hint="cs"/>
+          <w:rtl/>
+          <w:lang w:bidi="ar-SA"/>
+        </w:rPr>
+        <w:t xml:space="preserve">وهؤلاء الأعداء حاولوا </w:t>
+      </w:r>
+      <w:r>
+        <w:rPr>
+          <w:rFonts w:hint="cs"/>
+          <w:rtl/>
+          <w:lang w:bidi="ar-SA"/>
+        </w:rPr>
+        <w:t>إفساد</w:t>
+      </w:r>
+      <w:r>
+        <w:rPr>
+          <w:rFonts w:hint="cs"/>
+          <w:rtl/>
+          <w:lang w:bidi="ar-SA"/>
+        </w:rPr>
+        <w:t xml:space="preserve"> غاية عودتهم إلى أرض الميعاد. وهكذا أيضًا الأمر في أيامنا مع الذين قد بحثوا عن إجابة على مسألة ما هي مشيئة الله لشعبه: هم موجودين في جدال متواصل مع المقاوم. هو حاول بأن يحرم شعب الله بمقاومته لهم من الخارج وبنزاع في الداخل من هذه الحقائق أو بأن يشبكهم من جديد في إغواءات المسيحية والمنظمات الإنسانية، التي تنكر هذه الحقائق بقدر مختلف</w:t>
+      </w:r>
+      <w:r>
+        <w:rPr>
+          <w:rFonts w:hint="cs"/>
+          <w:rtl/>
+          <w:lang w:bidi="ar-SA"/>
+        </w:rPr>
+        <w:t>.</w:t>
+      </w:r>
+    </w:p>
+    <w:p>
+      <w:pPr>
+        <w:rPr>
+          <w:rtl/>
+          <w:lang w:bidi="ar-SA"/>
+        </w:rPr>
+      </w:pPr>
+      <w:r>
+        <w:rPr>
+          <w:rFonts w:hint="cs"/>
+          <w:rtl/>
+          <w:lang w:bidi="ar-SA"/>
+        </w:rPr>
+        <w:t xml:space="preserve">كلمة الله توضّح لنا التالي بصورة جلية تمامًا: بالرغم من أن البقية العائدة من بابل قد فشلت بصورة بائسة، إلا أنه مع ذلك كان على الأرض عند مجيء الرب بعض من المؤمنين الجديين، بالرغم من كل الضعف البشري إلا أنهم كانوا أمناء من نحو المأمورية التي لأجلها كانوا قد تركوا بابل، ولأجل هذا عاشوا وهم ينتظرون الرب. بالتالي وفي يومنا هذا أيضًا تُعطى الأقوال الصريحة في الكتاب لأناس </w:t>
+      </w:r>
+      <w:r>
+        <w:rPr>
+          <w:rtl/>
+          <w:lang w:bidi="ar-SA"/>
+        </w:rPr>
+        <w:t>–</w:t>
+      </w:r>
+      <w:r>
+        <w:rPr>
+          <w:rFonts w:hint="cs"/>
+          <w:rtl/>
+          <w:lang w:bidi="ar-SA"/>
+        </w:rPr>
+        <w:t xml:space="preserve"> وإن كانت لهم قوة يسيرة فقط </w:t>
+      </w:r>
+      <w:r>
+        <w:rPr>
+          <w:rtl/>
+          <w:lang w:bidi="ar-SA"/>
+        </w:rPr>
+        <w:t>–</w:t>
+      </w:r>
+      <w:r>
+        <w:rPr>
+          <w:rFonts w:hint="cs"/>
+          <w:rtl/>
+          <w:lang w:bidi="ar-SA"/>
+        </w:rPr>
+        <w:t xml:space="preserve"> يحفظون كلمة الرب ولن </w:t>
+      </w:r>
+      <w:r>
+        <w:rPr>
+          <w:rFonts w:hint="cs"/>
+          <w:rtl/>
+          <w:lang w:bidi="ar-SA"/>
+        </w:rPr>
+        <w:t>ينكروا</w:t>
+      </w:r>
+      <w:r>
+        <w:rPr>
+          <w:rFonts w:hint="cs"/>
+          <w:rtl/>
+          <w:lang w:bidi="ar-SA"/>
+        </w:rPr>
+        <w:t xml:space="preserve"> اسمه إلى أن يجيء ثانية. إن هذا ينطبق بالاستقلال تمامًا عن مدى فشل وسقوط جميع الآخرين، على الذين اُعلنت لهم الحقائق الثمينة أيضًا بخصوص المسيح وكنيسته. كل قلب صادق في جماعة الذين عرفوا السر، من المؤكد أنه </w:t>
+      </w:r>
+      <w:r>
+        <w:rPr>
+          <w:rFonts w:hint="cs"/>
+          <w:rtl/>
+          <w:lang w:bidi="ar-SA"/>
+        </w:rPr>
+        <w:t>سيشعر</w:t>
+      </w:r>
+      <w:r>
+        <w:rPr>
+          <w:rFonts w:hint="cs"/>
+          <w:rtl/>
+          <w:lang w:bidi="ar-SA"/>
+        </w:rPr>
+        <w:t xml:space="preserve"> </w:t>
+      </w:r>
+      <w:r>
+        <w:rPr>
+          <w:rFonts w:hint="cs"/>
+          <w:rtl/>
+          <w:lang w:bidi="ar-SA"/>
+        </w:rPr>
+        <w:t>ب</w:t>
+      </w:r>
+      <w:r>
+        <w:rPr>
+          <w:rFonts w:hint="cs"/>
+          <w:rtl/>
+          <w:lang w:bidi="ar-SA"/>
+        </w:rPr>
+        <w:t>الرغبة بأن ينتمي للمجموعة الأولى.</w:t>
+      </w:r>
+    </w:p>
+    <w:p>
+      <w:pPr>
+        <w:rPr>
+          <w:rtl/>
+          <w:lang w:bidi="ar-SA"/>
+        </w:rPr>
+      </w:pPr>
+      <w:r>
+        <w:rPr>
+          <w:rFonts w:hint="cs"/>
+          <w:rtl/>
+          <w:lang w:bidi="ar-SA"/>
+        </w:rPr>
+        <w:t>ولكن إن أردنا أن نطيع مقاصد الله فلا بد لنا أن نجتهد في سبيل فهم هذا السر بصورة أفضل، لكي، وكما يقول الرسول: "</w:t>
+      </w:r>
+      <w:r>
+        <w:rPr>
+          <w:rtl/>
+        </w:rPr>
+        <w:t xml:space="preserve"> </w:t>
+      </w:r>
+      <w:r>
+        <w:rPr>
+          <w:rtl/>
+          <w:lang w:bidi="ar-SA"/>
+        </w:rPr>
+        <w:t xml:space="preserve">لِكُلِّ غِنَى يَقِينِ الْفَهْمِ، لِمَعْرِفَةِ سِرِّ اللهِ الآبِ وَالْمَسِيحِ،  </w:t>
+      </w:r>
+      <w:r>
+        <w:rPr>
+          <w:rFonts w:ascii="Arial" w:hAnsi="Arial" w:cs="Arial" w:hint="cs"/>
+          <w:rtl/>
+          <w:lang w:bidi="ar-SA"/>
+        </w:rPr>
+        <w:t>​</w:t>
+      </w:r>
+      <w:r>
+        <w:rPr>
+          <w:rtl/>
+          <w:lang w:bidi="ar-SA"/>
+        </w:rPr>
+        <w:t>3</w:t>
+      </w:r>
+      <w:r>
+        <w:rPr>
+          <w:rFonts w:ascii="Arial" w:hAnsi="Arial" w:cs="Arial" w:hint="cs"/>
+          <w:rtl/>
+          <w:lang w:bidi="ar-SA"/>
+        </w:rPr>
+        <w:t>​</w:t>
+      </w:r>
+      <w:r>
+        <w:rPr>
+          <w:rtl/>
+          <w:lang w:bidi="ar-SA"/>
+        </w:rPr>
+        <w:t xml:space="preserve"> </w:t>
+      </w:r>
+      <w:r>
+        <w:rPr>
+          <w:rFonts w:ascii="Arial" w:hAnsi="Arial" w:cs="Arial" w:hint="cs"/>
+          <w:rtl/>
+          <w:lang w:bidi="ar-SA"/>
+        </w:rPr>
+        <w:t>​</w:t>
+      </w:r>
+      <w:r>
+        <w:rPr>
+          <w:rFonts w:hint="cs"/>
+          <w:rtl/>
+          <w:lang w:bidi="ar-SA"/>
+        </w:rPr>
+        <w:t>الْمُذَّخَرِ</w:t>
+      </w:r>
+      <w:r>
+        <w:rPr>
+          <w:rtl/>
+          <w:lang w:bidi="ar-SA"/>
+        </w:rPr>
+        <w:t xml:space="preserve"> </w:t>
+      </w:r>
+      <w:r>
+        <w:rPr>
+          <w:rFonts w:hint="cs"/>
+          <w:rtl/>
+          <w:lang w:bidi="ar-SA"/>
+        </w:rPr>
+        <w:t>فِيهِ</w:t>
+      </w:r>
+      <w:r>
+        <w:rPr>
+          <w:rtl/>
+          <w:lang w:bidi="ar-SA"/>
+        </w:rPr>
+        <w:t xml:space="preserve"> </w:t>
+      </w:r>
+      <w:r>
+        <w:rPr>
+          <w:rFonts w:hint="cs"/>
+          <w:rtl/>
+          <w:lang w:bidi="ar-SA"/>
+        </w:rPr>
+        <w:t>جَمِيعُ</w:t>
+      </w:r>
+      <w:r>
+        <w:rPr>
+          <w:rtl/>
+          <w:lang w:bidi="ar-SA"/>
+        </w:rPr>
+        <w:t xml:space="preserve"> </w:t>
+      </w:r>
+      <w:r>
+        <w:rPr>
+          <w:rFonts w:hint="cs"/>
+          <w:rtl/>
+          <w:lang w:bidi="ar-SA"/>
+        </w:rPr>
+        <w:t>كُنُوزِ</w:t>
+      </w:r>
+      <w:r>
+        <w:rPr>
+          <w:rtl/>
+          <w:lang w:bidi="ar-SA"/>
+        </w:rPr>
+        <w:t xml:space="preserve"> </w:t>
+      </w:r>
+      <w:r>
+        <w:rPr>
+          <w:rFonts w:hint="cs"/>
+          <w:rtl/>
+          <w:lang w:bidi="ar-SA"/>
+        </w:rPr>
+        <w:t>الْحِكْمَةِ</w:t>
+      </w:r>
+      <w:r>
+        <w:rPr>
+          <w:rtl/>
+          <w:lang w:bidi="ar-SA"/>
+        </w:rPr>
+        <w:t xml:space="preserve"> </w:t>
+      </w:r>
+      <w:r>
+        <w:rPr>
+          <w:rFonts w:hint="cs"/>
+          <w:rtl/>
+          <w:lang w:bidi="ar-SA"/>
+        </w:rPr>
+        <w:t>وَالْع</w:t>
+      </w:r>
+      <w:r>
+        <w:rPr>
+          <w:rtl/>
+          <w:lang w:bidi="ar-SA"/>
+        </w:rPr>
+        <w:t>ِلْمِ.</w:t>
+      </w:r>
+      <w:r>
+        <w:rPr>
+          <w:rFonts w:hint="cs"/>
+          <w:rtl/>
+          <w:lang w:bidi="ar-SA"/>
+        </w:rPr>
+        <w:t>" (كولوسي 2: 2، 3).</w:t>
+      </w:r>
+    </w:p>
+    <w:p>
+      <w:pPr>
+        <w:rPr>
+          <w:rtl/>
+          <w:lang w:bidi="ar-SA"/>
+        </w:rPr>
+      </w:pPr>
+      <w:r>
+        <w:rPr>
+          <w:rFonts w:hint="cs"/>
+          <w:rtl/>
+          <w:lang w:bidi="ar-SA"/>
+        </w:rPr>
+        <w:t>إن بذلنا جهدنا لنكسب نظرة عميقة في معرفة السر، فمن المهم بأن نتذكر، بأن الكتاب يستخدم كلمة "سر" في مضامين مختلفة. فإننا نقرأ عن "</w:t>
+      </w:r>
+      <w:r>
+        <w:rPr>
+          <w:rtl/>
+        </w:rPr>
+        <w:t xml:space="preserve"> </w:t>
+      </w:r>
+      <w:r>
+        <w:rPr>
+          <w:rtl/>
+          <w:lang w:bidi="ar-SA"/>
+        </w:rPr>
+        <w:t>أَسْرَارَ مَلَكُوتِ السَّمَاوَاتِ</w:t>
+      </w:r>
+      <w:r>
+        <w:rPr>
+          <w:rFonts w:hint="cs"/>
+          <w:rtl/>
+          <w:lang w:bidi="ar-SA"/>
+        </w:rPr>
+        <w:t>" (متى 13: 11). عن تغيّر أجسادنا الفانية تُذكر كالـ"سر" (1. كورنثوس 15: 51). وفي موضع آخر نحن نقرأ عن "سر التقوى" (1. تيموثاوس 3: 16) أو عن "سر الاثم" (2. تيموثاوس 2: 7). على جبين المرأة في سفر ارؤيا 17 مكتوب: "سر بابل العظيمة" (رؤيا 17: 5). بعض المواضع ذُكر الكلام فيها عن "السر" لا نجدها إلا في رسائل بولس (رومية 16: 25؛ أفسس 1: 9؛ 3: 3؛ 4: 9؛ 5: 32؛ كولوسي 1: 26، 27؛ 2: 2؛ 4: 3). في جميع المقاطع تُذكَر الكلمة لإظهار الحقيقة في علاقة المسيح والكنيسة. فعلينا أن نوضّح بأن عبارة السر لا يتم استخدامها فقط من نحو الكنيسة وحدها ولا من نحو المسيح لوحده، وكما يقول بولس ايضًا: "</w:t>
+      </w:r>
+      <w:r>
+        <w:rPr>
+          <w:rtl/>
+          <w:lang w:bidi="ar-SA"/>
+        </w:rPr>
+        <w:t xml:space="preserve"> هذَا السِّرُّ عَظِيمٌ، وَلكِنَّنِي أَنَا أَقُولُ مِنْ نَحْوِ الْمَسِيحِ وَالْكَنِيسَةِ.</w:t>
+      </w:r>
+      <w:r>
+        <w:rPr>
+          <w:rFonts w:hint="cs"/>
+          <w:rtl/>
+          <w:lang w:bidi="ar-SA"/>
+        </w:rPr>
+        <w:t>" (أفسس 5: 32).</w:t>
+      </w:r>
+    </w:p>
+    <w:p>
+      <w:pPr>
+        <w:rPr>
+          <w:rtl/>
+          <w:lang w:bidi="ar-SA"/>
+        </w:rPr>
+      </w:pPr>
+      <w:r>
+        <w:rPr>
+          <w:rFonts w:hint="cs"/>
+          <w:rtl/>
+          <w:lang w:bidi="ar-SA"/>
+        </w:rPr>
+        <w:t xml:space="preserve">قبل أن نتأمل المقاطع التي تتكلم عن هذا السر العظيم، نريد بأن نستذكر، بأن عبارة "سر" في الكتاب المقدس لا تعني كشيء غامض على الفكر لا يمكن استقصاؤه أو لا يمكن فهمه. </w:t>
+      </w:r>
+      <w:r>
+        <w:rPr>
+          <w:rFonts w:hint="cs"/>
+          <w:rtl/>
+          <w:lang w:bidi="ar-SA"/>
+        </w:rPr>
+        <w:t xml:space="preserve">العبارة تُشير بالحري إلى حقائق لا يمكن فهمها إلا بإعلان (وحي) إلهي وستكون مفهومة من بعد انكشافها فقط للذين تعلموا من الله. كذلك تُشير الأسرار في الكتاب دائمًا إلى وقت غياب المسيح. في محضر الله لا يوجد أسرار. إن هذا يظهر بشكل واضح في النظر إلى اسرار ملكوت الله، التي تشير بصورة واضحة جدًا إلى هيئة ملكوت الله في زمن غياب المسيح. عندما سيُقام ملكوت الله لن يعود هنالك أية أسرار. هكذا أيضًا لن يعود هنالك مكان لسر الاثم وبابل في يوم الرب، عندما ستُدان هذه </w:t>
+      </w:r>
+      <w:r>
+        <w:rPr>
+          <w:rFonts w:hint="cs"/>
+          <w:rtl/>
+          <w:lang w:bidi="ar-SA"/>
+        </w:rPr>
+        <w:t>الشرور</w:t>
+      </w:r>
+      <w:r>
+        <w:rPr>
+          <w:rFonts w:hint="cs"/>
+          <w:rtl/>
+          <w:lang w:bidi="ar-SA"/>
+        </w:rPr>
+        <w:t>.</w:t>
+      </w:r>
+    </w:p>
+    <w:p>
+      <w:pPr>
+        <w:rPr>
+          <w:rtl/>
+          <w:lang w:bidi="ar-SA"/>
+        </w:rPr>
+      </w:pPr>
+      <w:r>
+        <w:rPr>
+          <w:rFonts w:hint="cs"/>
+          <w:rtl/>
+          <w:lang w:bidi="ar-SA"/>
+        </w:rPr>
+        <w:t xml:space="preserve">بالتالي فالسر العظيم عن المسيح والكنيسة لا يُشير فقط إلى تلك الحقائق عن المسيح والكنيسة التي ستظهر في أزمنة آتية، وإنما أيضًا كذلك إلى هيئة الكنيسة قبل مجيئه. في الماضي دُعي شعب إسرائيل من الأمم وكان عليه أن ينفصل عنهم بخضوعهم للناموس. في المستقبل سيكون </w:t>
+      </w:r>
+      <w:r>
+        <w:rPr>
+          <w:rFonts w:hint="cs"/>
+          <w:rtl/>
+          <w:lang w:bidi="ar-SA"/>
+        </w:rPr>
+        <w:t>ش</w:t>
+      </w:r>
+      <w:r>
+        <w:rPr>
+          <w:rFonts w:hint="cs"/>
+          <w:rtl/>
+          <w:lang w:bidi="ar-SA"/>
+        </w:rPr>
+        <w:t>عب إسرائيل المتجدد أمّة في حد ذاتها وملكها المسيح. في وقتنا الحالي فقد تمّ عزل كل الفوارق بين اليهود والأمم لفترة عابرة، والمؤمنون من المجموعتين مدعو</w:t>
+      </w:r>
+      <w:r>
+        <w:rPr>
+          <w:rFonts w:hint="cs"/>
+          <w:rtl/>
+          <w:lang w:bidi="ar-SA"/>
+        </w:rPr>
+        <w:t>و</w:t>
+      </w:r>
+      <w:r>
+        <w:rPr>
+          <w:rFonts w:hint="cs"/>
+          <w:rtl/>
+          <w:lang w:bidi="ar-SA"/>
+        </w:rPr>
+        <w:t>ن بأن يشكلوا "الجسد الواحد"، الذي رأسه المسيح في السماء.</w:t>
+      </w:r>
+    </w:p>
+    <w:p>
+      <w:pPr>
+        <w:rPr>
+          <w:rtl/>
+          <w:lang w:bidi="ar-SA"/>
+        </w:rPr>
+      </w:pPr>
+      <w:r>
+        <w:rPr>
+          <w:rFonts w:hint="cs"/>
+          <w:rtl/>
+          <w:lang w:bidi="ar-SA"/>
+        </w:rPr>
+        <w:t>يقول الرسول بولس في الإصحاح الخامس من رسالة أفسس وهو يتكلم عن الروابط الطبيعية بين الأزواج: "</w:t>
+      </w:r>
+      <w:r>
+        <w:rPr>
+          <w:rtl/>
+        </w:rPr>
+        <w:t xml:space="preserve"> </w:t>
+      </w:r>
+      <w:r>
+        <w:rPr>
+          <w:rtl/>
+          <w:lang w:bidi="ar-SA"/>
+        </w:rPr>
+        <w:t>«مِنْ أَجْلِ هذَا يَتْرُكُ الرَّجُلُ أَبَاهُ وَأُمَّهُ وَيَلْتَصِقُ بِامْرَأَتِهِ، وَيَكُونُ الاثْنَانِ جَسَدًا وَاحِدًا»</w:t>
+      </w:r>
+      <w:r>
+        <w:rPr>
+          <w:rFonts w:hint="cs"/>
+          <w:rtl/>
+          <w:lang w:bidi="ar-SA"/>
+        </w:rPr>
+        <w:t xml:space="preserve">" (أفسس 5: 31؛ قارن تكوين 2: 24). في هذا الصدد هو يرى صورة لتلك العلاقة المليئة </w:t>
+      </w:r>
+      <w:r>
+        <w:rPr>
+          <w:rFonts w:hint="cs"/>
+          <w:rtl/>
+          <w:lang w:bidi="ar-SA"/>
+        </w:rPr>
+        <w:t>ب</w:t>
+      </w:r>
+      <w:r>
+        <w:rPr>
+          <w:rFonts w:hint="cs"/>
+          <w:rtl/>
+          <w:lang w:bidi="ar-SA"/>
+        </w:rPr>
+        <w:t>المعاني بين المسيح والكنيسة، لأنه يضيف مباشرة إلى ذلك: "</w:t>
+      </w:r>
+      <w:r>
+        <w:rPr>
+          <w:rtl/>
+        </w:rPr>
+        <w:t xml:space="preserve"> </w:t>
+      </w:r>
+      <w:r>
+        <w:rPr>
+          <w:rtl/>
+          <w:lang w:bidi="ar-SA"/>
+        </w:rPr>
+        <w:t>هذَا السِّرُّ عَظِيمٌ، وَلكِنَّنِي أَنَا أَقُولُ مِنْ نَحْوِ الْمَسِيحِ وَالْكَنِيسَةِ.</w:t>
+      </w:r>
+      <w:r>
+        <w:rPr>
+          <w:rFonts w:hint="cs"/>
+          <w:rtl/>
+          <w:lang w:bidi="ar-SA"/>
+        </w:rPr>
+        <w:t xml:space="preserve">" (أفسس 5: 32). أليس هذا تصوير للحالة، بأنه في الوقت الذي فيه المسيح منفصل عن شعبه الأرضي، قرابتِه في الجسد، نشأت الكنيسة والتي ستتحد مع المسيح في المجد؟ إننا نجد عرضًا رائعًا لهذه الحقيقة في شخصية يوسف. حينما كان منفصلاً عن أقربائه رُفع ممجدًا </w:t>
+      </w:r>
+      <w:r>
+        <w:rPr>
+          <w:rFonts w:hint="cs"/>
+          <w:rtl/>
+          <w:lang w:bidi="ar-SA"/>
+        </w:rPr>
+        <w:t>إلى</w:t>
+      </w:r>
+      <w:r>
+        <w:rPr>
+          <w:rFonts w:hint="cs"/>
+          <w:rtl/>
+          <w:lang w:bidi="ar-SA"/>
+        </w:rPr>
+        <w:t xml:space="preserve"> أسمى مكان</w:t>
+      </w:r>
+      <w:r>
+        <w:rPr>
+          <w:rFonts w:hint="cs"/>
+          <w:rtl/>
+          <w:lang w:bidi="ar-SA"/>
+        </w:rPr>
+        <w:t>ة</w:t>
+      </w:r>
+      <w:r>
+        <w:rPr>
+          <w:rFonts w:hint="cs"/>
+          <w:rtl/>
+          <w:lang w:bidi="ar-SA"/>
+        </w:rPr>
+        <w:t xml:space="preserve"> وقد أُعطيت له أسنات عروسًا (تكوين 41: 50). على ذات الصورة ينكشف لنا السر، بأنه في زمن رفض المسيح وغيابه ستتشكل شركة من المؤمنين من اليهود والأمم معًا وسيتحدون مع المسيح في المجد.</w:t>
+      </w:r>
+    </w:p>
+    <w:p>
+      <w:pPr>
+        <w:rPr>
+          <w:rtl/>
+          <w:lang w:bidi="ar-SA"/>
+        </w:rPr>
+      </w:pPr>
+      <w:r>
+        <w:rPr>
+          <w:rFonts w:hint="cs"/>
+          <w:rtl/>
+          <w:lang w:bidi="ar-SA"/>
+        </w:rPr>
+        <w:t xml:space="preserve">إن هذه الحقيقة العظيمة تُقدّم لنا في الإصحاح 3 من رسالة أفسس 3. هذا الإصحاح يشكل فاصل ما بين الأقوال التعليمية في نهاية الإصحاح 2 والاستنتاجات العملية من هذا التعليم في الإصحاح 4. </w:t>
+      </w:r>
+      <w:r>
+        <w:rPr>
+          <w:rFonts w:hint="cs"/>
+          <w:rtl/>
+          <w:lang w:bidi="ar-SA"/>
+        </w:rPr>
+        <w:t>هذا الإصحاح يمكن تقسيمه تقريبًا إلى مقطعين: الأعداد الثلاث عشر الأولى تكشف لنا عن الحقائق عن السر، بينما الأعداد التي تليها تحتوي على صلاة الرسول، بأن موقفنا الروحي يُتيح لنا بأن نفهم هذا السر.</w:t>
+      </w:r>
+    </w:p>
+    <w:p>
+      <w:pPr>
+        <w:rPr>
+          <w:rtl/>
+          <w:lang w:bidi="ar-SA"/>
+        </w:rPr>
+      </w:pPr>
+      <w:r>
+        <w:rPr>
+          <w:rFonts w:hint="cs"/>
+          <w:rtl/>
+          <w:lang w:bidi="ar-SA"/>
+        </w:rPr>
+        <w:t>الأعداد 1، 2</w:t>
+      </w:r>
+    </w:p>
+    <w:p>
+      <w:pPr>
+        <w:jc w:val="center"/>
+        <w:rPr>
+          <w:rtl/>
+          <w:lang w:bidi="ar-SA"/>
+        </w:rPr>
+      </w:pPr>
+      <w:r>
+        <w:rPr>
+          <w:rFonts w:hint="cs"/>
+          <w:rtl/>
+          <w:lang w:bidi="ar-SA"/>
+        </w:rPr>
+        <w:t>"</w:t>
+      </w:r>
+      <w:r>
+        <w:rPr>
+          <w:rtl/>
+          <w:lang w:bidi="ar-SA"/>
+        </w:rPr>
+        <w:t xml:space="preserve"> بِسَبَبِ هذَا أَنَا بُولُسُ، أَسِيرُ الْمَسِيحِ يَسُوعَ لأَجْلِكُمْ أَيُّهَا الأُمَمُ</w:t>
+      </w:r>
+      <w:r>
+        <w:rPr>
+          <w:rFonts w:hint="cs"/>
+          <w:rtl/>
+          <w:lang w:bidi="ar-SA"/>
+        </w:rPr>
+        <w:t xml:space="preserve">، </w:t>
+      </w:r>
+      <w:r>
+        <w:rPr>
+          <w:rtl/>
+          <w:lang w:bidi="ar-SA"/>
+        </w:rPr>
+        <w:t>إِنْ كُنْتُمْ قَدْ سَمِعْتُمْ بِتَدْبِيرِ نِعْمَةِ اللهِ الْمُعْطَاةِ لِي لأَجْلِكُمْ.</w:t>
+      </w:r>
+      <w:r>
+        <w:rPr>
+          <w:rFonts w:hint="cs"/>
+          <w:rtl/>
+          <w:lang w:bidi="ar-SA"/>
+        </w:rPr>
+        <w:t>..</w:t>
+      </w:r>
+      <w:r>
+        <w:rPr>
+          <w:rFonts w:hint="cs"/>
+          <w:rtl/>
+          <w:lang w:bidi="ar-SA"/>
+        </w:rPr>
+        <w:t xml:space="preserve"> "</w:t>
+      </w:r>
+    </w:p>
+    <w:p>
+      <w:pPr>
+        <w:rPr>
+          <w:rtl/>
+          <w:lang w:bidi="ar-SA"/>
+        </w:rPr>
+      </w:pPr>
+      <w:r>
+        <w:rPr>
+          <w:rFonts w:hint="cs"/>
+          <w:rtl/>
+          <w:lang w:bidi="ar-SA"/>
+        </w:rPr>
+        <w:t>يفتتح الرسول هذا الجزء من الرسالة بقوله لنا بأن الإخبار بهذه الحقيقة العظيمة أحدث مقاومة ضده وفي النهاية أُدخل إلى السجن. اليهود رفضوا كل تعليم أبطل الفارق بينهم والأمم، وهو فارق كان الله قد أقامه بحسب كتبهم وصادق عليه. هم  لم يدركوا، بأن إسرائيل في اللحظة التي رفضوا فيها المسيا قد أصبح واقعًا تحت القضاء الإلهي. فما قد حدث بصورة واضحة بأن "</w:t>
+      </w:r>
+      <w:r>
+        <w:rPr>
+          <w:rtl/>
+        </w:rPr>
+        <w:t xml:space="preserve"> </w:t>
+      </w:r>
+      <w:r>
+        <w:rPr>
+          <w:rtl/>
+          <w:lang w:bidi="ar-SA"/>
+        </w:rPr>
+        <w:t xml:space="preserve">الْجَمِيعُ </w:t>
+      </w:r>
+      <w:r>
+        <w:rPr>
+          <w:rFonts w:hint="cs"/>
+          <w:rtl/>
+          <w:lang w:bidi="ar-SA"/>
+        </w:rPr>
+        <w:t xml:space="preserve">... </w:t>
+      </w:r>
+      <w:r>
+        <w:rPr>
+          <w:rtl/>
+          <w:lang w:bidi="ar-SA"/>
+        </w:rPr>
+        <w:t>أَخْطَأُوا</w:t>
+      </w:r>
+      <w:r>
+        <w:rPr>
+          <w:rFonts w:hint="cs"/>
+          <w:rtl/>
+          <w:lang w:bidi="ar-SA"/>
+        </w:rPr>
+        <w:t xml:space="preserve"> ...</w:t>
+      </w:r>
+      <w:r>
+        <w:rPr>
+          <w:rtl/>
+          <w:lang w:bidi="ar-SA"/>
+        </w:rPr>
+        <w:t xml:space="preserve"> وَأَعْوَزَهُمْ مَجْدُ اللهِ</w:t>
+      </w:r>
+      <w:r>
+        <w:rPr>
+          <w:rFonts w:hint="cs"/>
+          <w:rtl/>
+          <w:lang w:bidi="ar-SA"/>
+        </w:rPr>
+        <w:t>" (رومية 3: 23). اليهود والأمم كان</w:t>
+      </w:r>
+      <w:r>
+        <w:rPr>
+          <w:rFonts w:hint="cs"/>
+          <w:rtl/>
+          <w:lang w:bidi="ar-SA"/>
+        </w:rPr>
+        <w:t>وا</w:t>
+      </w:r>
+      <w:r>
+        <w:rPr>
+          <w:rFonts w:hint="cs"/>
+          <w:rtl/>
+          <w:lang w:bidi="ar-SA"/>
+        </w:rPr>
+        <w:t xml:space="preserve"> في موقف واحد متساوي أمام الله. من ثم نستعلم بأن الله استخدم في حكمته التي بلا حدود </w:t>
+      </w:r>
+      <w:r>
+        <w:rPr>
+          <w:rFonts w:hint="cs"/>
+          <w:rtl/>
+          <w:lang w:bidi="ar-SA"/>
+        </w:rPr>
+        <w:t xml:space="preserve">أعظم خراب في الإنسان بأنه استخدم مطلق سيادته وأعلن لنا عن مشوراته التي بحسبها سيدعو شعبًا سماويًا من اليهود والأمم وسيحفظه، إلى أن يتحد يومًا مع المسيح في الأبدية. إن تدبير هذا السر كان قد وُكّل به </w:t>
+      </w:r>
+      <w:r>
+        <w:rPr>
+          <w:rFonts w:hint="cs"/>
+          <w:rtl/>
+          <w:lang w:bidi="ar-SA"/>
+        </w:rPr>
+        <w:t>ل</w:t>
+      </w:r>
+      <w:r>
+        <w:rPr>
+          <w:rFonts w:hint="cs"/>
+          <w:rtl/>
+          <w:lang w:bidi="ar-SA"/>
+        </w:rPr>
+        <w:t>لرسول بولس.</w:t>
+      </w:r>
+    </w:p>
+    <w:p>
+      <w:pPr>
+        <w:rPr>
+          <w:rtl/>
+          <w:lang w:bidi="ar-SA"/>
+        </w:rPr>
+      </w:pPr>
+      <w:r>
+        <w:rPr>
+          <w:rFonts w:hint="cs"/>
+          <w:rtl/>
+          <w:lang w:bidi="ar-SA"/>
+        </w:rPr>
+        <w:t>الأعداد 3، 4</w:t>
+      </w:r>
+    </w:p>
+    <w:p>
+      <w:pPr>
+        <w:jc w:val="center"/>
+        <w:rPr>
+          <w:rtl/>
+          <w:lang w:bidi="ar-SA"/>
+        </w:rPr>
+      </w:pPr>
+      <w:r>
+        <w:rPr>
+          <w:rFonts w:hint="cs"/>
+          <w:rtl/>
+          <w:lang w:bidi="ar-SA"/>
+        </w:rPr>
+        <w:t xml:space="preserve">"... </w:t>
+      </w:r>
+      <w:r>
+        <w:rPr>
+          <w:rtl/>
+          <w:lang w:bidi="ar-SA"/>
+        </w:rPr>
+        <w:t>أَنَّهُ بِإِعْلاَنٍ عَرَّفَنِي بِالسِّرِّ. كَمَا سَبَقْتُ فَكَتَبْتُ بِالإِيجَازِ الَّذِي بِحَسَبِهِ حِينَمَا تَقْرَأُونَهُ، تَقْدِرُونَ أَنْ تَفْهَمُوا دِرَايَتِي بِسِرِّ الْمَسِيحِ.</w:t>
+      </w:r>
+      <w:r>
+        <w:rPr>
+          <w:rFonts w:hint="cs"/>
+          <w:rtl/>
+          <w:lang w:bidi="ar-SA"/>
+        </w:rPr>
+        <w:t>..</w:t>
+      </w:r>
+      <w:r>
+        <w:rPr>
+          <w:rtl/>
+          <w:lang w:bidi="ar-SA"/>
+        </w:rPr>
+        <w:t xml:space="preserve"> </w:t>
+      </w:r>
+      <w:r>
+        <w:rPr>
+          <w:rFonts w:hint="cs"/>
+          <w:rtl/>
+          <w:lang w:bidi="ar-SA"/>
+        </w:rPr>
+        <w:t>"</w:t>
+      </w:r>
+    </w:p>
+    <w:p>
+      <w:pPr>
+        <w:rPr>
+          <w:rtl/>
+          <w:lang w:bidi="ar-SA"/>
+        </w:rPr>
+      </w:pPr>
+      <w:r>
+        <w:rPr>
+          <w:rFonts w:hint="cs"/>
+          <w:rtl/>
+          <w:lang w:bidi="ar-SA"/>
+        </w:rPr>
+        <w:t>هذا الحق العظيم الذي كان هو المكلف بالإخبار عنه، لم يستلمه بولس من الناس. فلقد أُعلن له بالحري بإعلان مباشر، كما كان قد وضّح ذلك في رسالة قصيرة لكيلا يفهم المؤمنون الغير يهود، الذين كتب لهم، من أين استمد معرفته عن هذا السر. لأجل هذا السبب يمكننا أن نفترضه ايضًا بأنه أتى من الله في الأصل وكان متحليًا بكل سيادة إلهية، مع أننا تسلمناه من الرسول (2. تيموثاوس 3: 14).</w:t>
+      </w:r>
+    </w:p>
+    <w:p>
+      <w:pPr>
+        <w:rPr>
+          <w:rtl/>
+          <w:lang w:bidi="ar-SA"/>
+        </w:rPr>
+      </w:pPr>
+      <w:r>
+        <w:rPr>
+          <w:rFonts w:hint="cs"/>
+          <w:rtl/>
+          <w:lang w:bidi="ar-SA"/>
+        </w:rPr>
+        <w:t>عدد 5</w:t>
+      </w:r>
+    </w:p>
+    <w:p>
+      <w:pPr>
+        <w:jc w:val="center"/>
+        <w:rPr>
+          <w:rtl/>
+          <w:lang w:bidi="ar-SA"/>
+        </w:rPr>
+      </w:pPr>
+      <w:r>
+        <w:rPr>
+          <w:rFonts w:hint="cs"/>
+          <w:rtl/>
+          <w:lang w:bidi="ar-SA"/>
+        </w:rPr>
+        <w:t>"</w:t>
+      </w:r>
+      <w:r>
+        <w:rPr>
+          <w:rFonts w:hint="cs"/>
+          <w:rtl/>
+          <w:lang w:bidi="ar-SA"/>
+        </w:rPr>
+        <w:t>...</w:t>
+      </w:r>
+      <w:r>
+        <w:rPr>
+          <w:rtl/>
+          <w:lang w:bidi="ar-SA"/>
+        </w:rPr>
+        <w:t xml:space="preserve"> الَّذِي فِي أَجْيَال أُخَرَ لَمْ يُعَرَّفْ بِهِ بَنُو الْبَشَرِ، كَمَا قَدْ أُعْلِنَ الآنَ لِرُسُلِهِ الْقِدِّيسِينَ وَأَنْبِيَائِهِ بِالرُّوحِ:</w:t>
+      </w:r>
+      <w:r>
+        <w:rPr>
+          <w:rFonts w:hint="cs"/>
+          <w:rtl/>
+          <w:lang w:bidi="ar-SA"/>
+        </w:rPr>
+        <w:t xml:space="preserve"> ...</w:t>
+      </w:r>
+      <w:r>
+        <w:rPr>
+          <w:rtl/>
+          <w:lang w:bidi="ar-SA"/>
+        </w:rPr>
+        <w:t xml:space="preserve"> </w:t>
+      </w:r>
+      <w:r>
+        <w:rPr>
+          <w:rFonts w:hint="cs"/>
+          <w:rtl/>
+          <w:lang w:bidi="ar-SA"/>
+        </w:rPr>
+        <w:t>"</w:t>
+      </w:r>
+    </w:p>
+    <w:p>
+      <w:pPr>
+        <w:rPr>
+          <w:rtl/>
+          <w:lang w:bidi="ar-SA"/>
+        </w:rPr>
+      </w:pPr>
+      <w:r>
+        <w:rPr>
+          <w:rFonts w:hint="cs"/>
+          <w:rtl/>
+          <w:lang w:bidi="ar-SA"/>
+        </w:rPr>
+        <w:t xml:space="preserve">في دهور أخرى لم تكن هذه الحقيقة العظيمة معروفة للناس، المعطاة لنا اليوم بإعلان للرسل القديسين والأنبياء. </w:t>
+      </w:r>
+      <w:r>
+        <w:rPr>
+          <w:rFonts w:hint="cs"/>
+          <w:rtl/>
+          <w:lang w:bidi="ar-SA"/>
+        </w:rPr>
+        <w:t>الرسول يتكلم بصورة واضحة عن أنبياء العهد الجديد. من الواضح أن هذه الحقيقة قد انكشفت لآخرين أيضًا، لكن الرسول تم اختياره كإناء خاص ليُخبر بهذه الحقيقة. لذا فإن هذا السر ايضًا يُذكر فقط في رسائله.</w:t>
+      </w:r>
+    </w:p>
+    <w:p>
+      <w:pPr>
+        <w:rPr>
+          <w:rtl/>
+          <w:lang w:bidi="ar-SA"/>
+        </w:rPr>
+      </w:pPr>
+      <w:r>
+        <w:rPr>
+          <w:rFonts w:hint="cs"/>
+          <w:rtl/>
+          <w:lang w:bidi="ar-SA"/>
+        </w:rPr>
+        <w:t>عدد 6</w:t>
+      </w:r>
+    </w:p>
+    <w:p>
+      <w:pPr>
+        <w:jc w:val="center"/>
+        <w:rPr>
+          <w:rtl/>
+          <w:lang w:bidi="ar-SA"/>
+        </w:rPr>
+      </w:pPr>
+      <w:r>
+        <w:rPr>
+          <w:rFonts w:hint="cs"/>
+          <w:rtl/>
+          <w:lang w:bidi="ar-SA"/>
+        </w:rPr>
+        <w:t>"...</w:t>
+      </w:r>
+      <w:r>
+        <w:rPr>
+          <w:rtl/>
+          <w:lang w:bidi="ar-SA"/>
+        </w:rPr>
+        <w:t xml:space="preserve"> أَنَّ الأُمَمَ شُرَكَاءُ فِي الْمِيرَاثِ وَالْجَسَدِ وَنَوَالِ مَوْعِدِهِ فِي الْمَسِيحِ بِالإِنْجِيلِ.</w:t>
+      </w:r>
+      <w:r>
+        <w:rPr>
+          <w:rFonts w:hint="cs"/>
+          <w:rtl/>
+          <w:lang w:bidi="ar-SA"/>
+        </w:rPr>
+        <w:t xml:space="preserve"> </w:t>
+      </w:r>
+      <w:r>
+        <w:rPr>
+          <w:rFonts w:hint="cs"/>
+          <w:rtl/>
+          <w:lang w:bidi="ar-SA"/>
+        </w:rPr>
+        <w:t>..."</w:t>
+      </w:r>
+    </w:p>
+    <w:p>
+      <w:pPr>
+        <w:rPr>
+          <w:rtl/>
+          <w:lang w:bidi="ar-SA"/>
+        </w:rPr>
+      </w:pPr>
+      <w:r>
+        <w:rPr>
+          <w:rFonts w:hint="cs"/>
+          <w:rtl/>
+          <w:lang w:bidi="ar-SA"/>
+        </w:rPr>
+        <w:t>في هذا العدد القصير يلخص الرسول حقيقة السر: "فالأمم سيكونون ورثة معه ومتحدين به كجسد وشركاء الموعد في المسيح يسوع بالإنجيل" (ترجمة إلبرفلدر المحدثة) هذا العدد يتكلم عن "ورثة معه"، عن "متحدين به في جسد واحد" وعن "موعد الله في المسيح يسوع".</w:t>
+      </w:r>
+    </w:p>
+    <w:p>
+      <w:pPr>
+        <w:rPr>
+          <w:rtl/>
+          <w:lang w:bidi="ar-SA"/>
+        </w:rPr>
+      </w:pPr>
+      <w:r>
+        <w:rPr>
+          <w:rFonts w:hint="cs"/>
+          <w:rtl/>
+          <w:lang w:bidi="ar-SA"/>
+        </w:rPr>
+        <w:t>وهنا نود أن نأخذ استراحة</w:t>
+      </w:r>
+      <w:r>
+        <w:rPr>
+          <w:rFonts w:hint="cs"/>
+          <w:rtl/>
+          <w:lang w:bidi="ar-SA"/>
+        </w:rPr>
+        <w:t xml:space="preserve"> ونتساءل: ما هو الميراث الذي سيكون المؤمنون من اليهودية والأمم له "ورثة"؟ ما الذي نفهمه عن الجسد، الذي سيتحد فيه كلاهما في جسد واحد؟ على ماذا يقوم الموعد الذي نحن شركاء فيه؟</w:t>
+      </w:r>
+    </w:p>
+    <w:p>
+      <w:pPr>
+        <w:pStyle w:val="ListParagraph"/>
+        <w:numPr>
+          <w:ilvl w:val="0"/>
+          <w:numId w:val="1"/>
+        </w:numPr>
+        <w:rPr>
+          <w:lang w:bidi="ar-SA"/>
+        </w:rPr>
+      </w:pPr>
+      <w:r>
+        <w:rPr>
+          <w:rFonts w:hint="cs"/>
+          <w:rtl/>
+          <w:lang w:bidi="ar-SA"/>
+        </w:rPr>
+        <w:t>الميراث</w:t>
+      </w:r>
+    </w:p>
+    <w:p>
+      <w:pPr>
+        <w:pStyle w:val="ListParagraph"/>
+        <w:rPr>
+          <w:rtl/>
+          <w:lang w:bidi="ar-SA"/>
+        </w:rPr>
+      </w:pPr>
+      <w:r>
+        <w:rPr>
+          <w:rFonts w:hint="cs"/>
+          <w:rtl/>
+          <w:lang w:bidi="ar-SA"/>
+        </w:rPr>
+        <w:t>دعونا نتذكر بأن بولس كان قد أُرسل للأمم "</w:t>
+      </w:r>
+      <w:r>
+        <w:rPr>
+          <w:rtl/>
+          <w:lang w:bidi="ar-SA"/>
+        </w:rPr>
+        <w:t xml:space="preserve"> </w:t>
+      </w:r>
+      <w:r>
+        <w:rPr>
+          <w:rFonts w:ascii="Arial" w:hAnsi="Arial" w:cs="Arial" w:hint="cs"/>
+          <w:rtl/>
+          <w:lang w:bidi="ar-SA"/>
+        </w:rPr>
+        <w:t>​</w:t>
+      </w:r>
+      <w:r>
+        <w:rPr>
+          <w:rFonts w:hint="cs"/>
+          <w:rtl/>
+          <w:lang w:bidi="ar-SA"/>
+        </w:rPr>
+        <w:t>لِتَفْتَحَ</w:t>
+      </w:r>
+      <w:r>
+        <w:rPr>
+          <w:rtl/>
+          <w:lang w:bidi="ar-SA"/>
+        </w:rPr>
+        <w:t xml:space="preserve"> </w:t>
+      </w:r>
+      <w:r>
+        <w:rPr>
+          <w:rFonts w:hint="cs"/>
+          <w:rtl/>
+          <w:lang w:bidi="ar-SA"/>
+        </w:rPr>
+        <w:t>عُيُونَهُمْ</w:t>
+      </w:r>
+      <w:r>
+        <w:rPr>
+          <w:rtl/>
+          <w:lang w:bidi="ar-SA"/>
+        </w:rPr>
+        <w:t xml:space="preserve"> </w:t>
+      </w:r>
+      <w:r>
+        <w:rPr>
+          <w:rFonts w:hint="cs"/>
+          <w:rtl/>
+          <w:lang w:bidi="ar-SA"/>
+        </w:rPr>
+        <w:t>كَيْ</w:t>
+      </w:r>
+      <w:r>
+        <w:rPr>
+          <w:rtl/>
+          <w:lang w:bidi="ar-SA"/>
+        </w:rPr>
+        <w:t xml:space="preserve"> </w:t>
+      </w:r>
+      <w:r>
+        <w:rPr>
+          <w:rFonts w:hint="cs"/>
+          <w:rtl/>
+          <w:lang w:bidi="ar-SA"/>
+        </w:rPr>
+        <w:t>يَرْجِعُوا</w:t>
+      </w:r>
+      <w:r>
+        <w:rPr>
+          <w:rtl/>
+          <w:lang w:bidi="ar-SA"/>
+        </w:rPr>
+        <w:t xml:space="preserve"> </w:t>
+      </w:r>
+      <w:r>
+        <w:rPr>
+          <w:rFonts w:hint="cs"/>
+          <w:rtl/>
+          <w:lang w:bidi="ar-SA"/>
+        </w:rPr>
+        <w:t>مِنْ</w:t>
+      </w:r>
+      <w:r>
+        <w:rPr>
+          <w:rtl/>
+          <w:lang w:bidi="ar-SA"/>
+        </w:rPr>
+        <w:t xml:space="preserve"> </w:t>
+      </w:r>
+      <w:r>
+        <w:rPr>
+          <w:rFonts w:hint="cs"/>
+          <w:rtl/>
+          <w:lang w:bidi="ar-SA"/>
+        </w:rPr>
+        <w:t>ظُلُمَاتٍ</w:t>
+      </w:r>
+      <w:r>
+        <w:rPr>
+          <w:rtl/>
+          <w:lang w:bidi="ar-SA"/>
+        </w:rPr>
+        <w:t xml:space="preserve"> </w:t>
+      </w:r>
+      <w:r>
+        <w:rPr>
+          <w:rFonts w:hint="cs"/>
+          <w:rtl/>
+          <w:lang w:bidi="ar-SA"/>
+        </w:rPr>
+        <w:t>إِلَى</w:t>
+      </w:r>
+      <w:r>
+        <w:rPr>
+          <w:rtl/>
+          <w:lang w:bidi="ar-SA"/>
+        </w:rPr>
+        <w:t xml:space="preserve"> </w:t>
+      </w:r>
+      <w:r>
+        <w:rPr>
+          <w:rFonts w:hint="cs"/>
+          <w:rtl/>
+          <w:lang w:bidi="ar-SA"/>
+        </w:rPr>
+        <w:t>نُورٍ،</w:t>
+      </w:r>
+      <w:r>
+        <w:rPr>
+          <w:rtl/>
+          <w:lang w:bidi="ar-SA"/>
+        </w:rPr>
+        <w:t xml:space="preserve"> </w:t>
+      </w:r>
+      <w:r>
+        <w:rPr>
+          <w:rFonts w:hint="cs"/>
+          <w:rtl/>
+          <w:lang w:bidi="ar-SA"/>
+        </w:rPr>
+        <w:t>وَمِنْ</w:t>
+      </w:r>
+      <w:r>
+        <w:rPr>
+          <w:rtl/>
+          <w:lang w:bidi="ar-SA"/>
+        </w:rPr>
+        <w:t xml:space="preserve"> </w:t>
+      </w:r>
+      <w:r>
+        <w:rPr>
+          <w:rFonts w:hint="cs"/>
+          <w:rtl/>
+          <w:lang w:bidi="ar-SA"/>
+        </w:rPr>
+        <w:t>سُلْطَانِ</w:t>
+      </w:r>
+      <w:r>
+        <w:rPr>
+          <w:rtl/>
+          <w:lang w:bidi="ar-SA"/>
+        </w:rPr>
+        <w:t xml:space="preserve"> </w:t>
+      </w:r>
+      <w:r>
+        <w:rPr>
+          <w:rFonts w:hint="cs"/>
+          <w:rtl/>
+          <w:lang w:bidi="ar-SA"/>
+        </w:rPr>
+        <w:t>الشَّيْطَانِ</w:t>
+      </w:r>
+      <w:r>
+        <w:rPr>
+          <w:rtl/>
+          <w:lang w:bidi="ar-SA"/>
+        </w:rPr>
+        <w:t xml:space="preserve"> </w:t>
+      </w:r>
+      <w:r>
+        <w:rPr>
+          <w:rFonts w:hint="cs"/>
+          <w:rtl/>
+          <w:lang w:bidi="ar-SA"/>
+        </w:rPr>
+        <w:t>إِلَى</w:t>
+      </w:r>
+      <w:r>
+        <w:rPr>
+          <w:rtl/>
+          <w:lang w:bidi="ar-SA"/>
+        </w:rPr>
+        <w:t xml:space="preserve"> </w:t>
+      </w:r>
+      <w:r>
+        <w:rPr>
+          <w:rFonts w:hint="cs"/>
+          <w:rtl/>
+          <w:lang w:bidi="ar-SA"/>
+        </w:rPr>
+        <w:t>اللهِ،</w:t>
+      </w:r>
+      <w:r>
+        <w:rPr>
+          <w:rtl/>
+          <w:lang w:bidi="ar-SA"/>
+        </w:rPr>
+        <w:t xml:space="preserve"> </w:t>
+      </w:r>
+      <w:r>
+        <w:rPr>
+          <w:rFonts w:hint="cs"/>
+          <w:rtl/>
+          <w:lang w:bidi="ar-SA"/>
+        </w:rPr>
+        <w:t>حَتَّى</w:t>
+      </w:r>
+      <w:r>
+        <w:rPr>
+          <w:rtl/>
+          <w:lang w:bidi="ar-SA"/>
+        </w:rPr>
+        <w:t xml:space="preserve"> </w:t>
+      </w:r>
+      <w:r>
+        <w:rPr>
+          <w:rFonts w:hint="cs"/>
+          <w:rtl/>
+          <w:lang w:bidi="ar-SA"/>
+        </w:rPr>
+        <w:t>يَنَالُوا</w:t>
+      </w:r>
+      <w:r>
+        <w:rPr>
+          <w:rtl/>
+          <w:lang w:bidi="ar-SA"/>
+        </w:rPr>
+        <w:t xml:space="preserve"> </w:t>
+      </w:r>
+      <w:r>
+        <w:rPr>
+          <w:rFonts w:hint="cs"/>
+          <w:rtl/>
+          <w:lang w:bidi="ar-SA"/>
+        </w:rPr>
+        <w:t>بِالإِيمَانِ</w:t>
+      </w:r>
+      <w:r>
+        <w:rPr>
+          <w:rtl/>
+          <w:lang w:bidi="ar-SA"/>
+        </w:rPr>
+        <w:t xml:space="preserve"> </w:t>
+      </w:r>
+      <w:r>
+        <w:rPr>
+          <w:rFonts w:hint="cs"/>
+          <w:rtl/>
+          <w:lang w:bidi="ar-SA"/>
+        </w:rPr>
+        <w:t>بِي</w:t>
+      </w:r>
+      <w:r>
+        <w:rPr>
+          <w:rFonts w:hint="cs"/>
+          <w:rtl/>
+          <w:lang w:bidi="ar-SA"/>
+        </w:rPr>
+        <w:t xml:space="preserve"> (بالمسيح)</w:t>
+      </w:r>
+      <w:r>
+        <w:rPr>
+          <w:rtl/>
+          <w:lang w:bidi="ar-SA"/>
+        </w:rPr>
+        <w:t xml:space="preserve"> </w:t>
+      </w:r>
+      <w:r>
+        <w:rPr>
+          <w:rFonts w:hint="cs"/>
+          <w:rtl/>
+          <w:lang w:bidi="ar-SA"/>
+        </w:rPr>
+        <w:t>غُفْرَانَ</w:t>
+      </w:r>
+      <w:r>
+        <w:rPr>
+          <w:rtl/>
+          <w:lang w:bidi="ar-SA"/>
+        </w:rPr>
+        <w:t xml:space="preserve"> </w:t>
+      </w:r>
+      <w:r>
+        <w:rPr>
+          <w:rFonts w:hint="cs"/>
+          <w:rtl/>
+          <w:lang w:bidi="ar-SA"/>
+        </w:rPr>
+        <w:t>الْخَطَايَا</w:t>
+      </w:r>
+      <w:r>
+        <w:rPr>
+          <w:rtl/>
+          <w:lang w:bidi="ar-SA"/>
+        </w:rPr>
+        <w:t xml:space="preserve"> </w:t>
+      </w:r>
+      <w:r>
+        <w:rPr>
+          <w:rFonts w:hint="cs"/>
+          <w:rtl/>
+          <w:lang w:bidi="ar-SA"/>
+        </w:rPr>
+        <w:t>وَنَصِيب</w:t>
+      </w:r>
+      <w:r>
+        <w:rPr>
+          <w:rtl/>
+          <w:lang w:bidi="ar-SA"/>
+        </w:rPr>
+        <w:t>ًا مَعَ الْمُقَدَّسِينَ.</w:t>
+      </w:r>
+      <w:r>
+        <w:rPr>
+          <w:rFonts w:hint="cs"/>
+          <w:rtl/>
+          <w:lang w:bidi="ar-SA"/>
+        </w:rPr>
+        <w:t xml:space="preserve">" (أعمال الرسل 26: 17، 18). في الإصحاح الأول ذكّر المؤمنين الذين من الأمم في أفسس بأنهم نالوا غفران الخطايا بنعمة الله الغنية وبأنهم نالوا في المسيح ميراثًا (أفسس 1: 7، 11). عدا عن ذلك قال لنا الرسول، من ماذا يتكون هذا الميراث. في ملء الأزمنة </w:t>
+      </w:r>
+      <w:r>
+        <w:rPr>
+          <w:rtl/>
+          <w:lang w:bidi="ar-SA"/>
+        </w:rPr>
+        <w:t>–</w:t>
+      </w:r>
+      <w:r>
+        <w:rPr>
+          <w:rFonts w:hint="cs"/>
+          <w:rtl/>
+          <w:lang w:bidi="ar-SA"/>
+        </w:rPr>
+        <w:t xml:space="preserve"> في المُلك الألفي </w:t>
+      </w:r>
+      <w:r>
+        <w:rPr>
+          <w:rtl/>
+          <w:lang w:bidi="ar-SA"/>
+        </w:rPr>
+        <w:t>–</w:t>
+      </w:r>
+      <w:r>
+        <w:rPr>
+          <w:rFonts w:hint="cs"/>
+          <w:rtl/>
+          <w:lang w:bidi="ar-SA"/>
+        </w:rPr>
+        <w:t xml:space="preserve"> يقول بولس بأن كل الأشياء "ما في السماء" و "ما على الأرض" ستُجمع تحت الرأس المسيح. السر معناه بالنسبة لنا، بأن المؤمنين من اليهود والأمم سيكونون ورثة مع المسيح لهذا الميراث العظيم الذي لا قياس له من الأمور السماوية والأرضية. </w:t>
+      </w:r>
+      <w:r>
+        <w:rPr>
+          <w:rFonts w:hint="cs"/>
+          <w:rtl/>
+          <w:lang w:bidi="ar-SA"/>
+        </w:rPr>
+        <w:t>عدا ذلك فنحن لنا الروح القدس "كعربون لميراثنا"، لكيما نحصل من الآن على الدخول إلى سعادة هذا الميراث الأبدي (أفسس 1: 14).</w:t>
+      </w:r>
+    </w:p>
+    <w:p>
+      <w:pPr>
+        <w:pStyle w:val="ListParagraph"/>
+        <w:rPr>
+          <w:rtl/>
+          <w:lang w:bidi="ar-SA"/>
+        </w:rPr>
+      </w:pPr>
+      <w:r>
+        <w:rPr>
+          <w:rFonts w:hint="cs"/>
+          <w:rtl/>
+          <w:lang w:bidi="ar-SA"/>
+        </w:rPr>
+        <w:t>من ثم صلّى بولس لكيما ندرك غنى المجد الذي سيكون من نصيبنا من خلال الميراث (أفسس 1: 18). ولهذه الغاية وجّه أنظارنا إلى المسيح. نحن نرى المسيح في مقام ذات أسمى سلطة عن يمين الله. نحن نراه أسمى من كل سلطة روحية ("</w:t>
+      </w:r>
+      <w:r>
+        <w:rPr>
+          <w:rtl/>
+          <w:lang w:bidi="ar-SA"/>
+        </w:rPr>
+        <w:t>كُلَّ سُلْطَانٍ وَكُلَّ قُوَّةٍ</w:t>
+      </w:r>
+      <w:r>
+        <w:rPr>
+          <w:rFonts w:hint="cs"/>
+          <w:rtl/>
+          <w:lang w:bidi="ar-SA"/>
+        </w:rPr>
+        <w:t>")، أقوى من كل سلطة عالمية ("وقوة ورياسة"). نحن نرى بأن اسمه أسمى من كل اسم آخر وبأن اسمه لن يُسمى في هذا الدهر</w:t>
+      </w:r>
+      <w:r>
+        <w:rPr>
+          <w:rtl/>
+        </w:rPr>
+        <w:t xml:space="preserve"> </w:t>
+      </w:r>
+      <w:r>
+        <w:rPr>
+          <w:rtl/>
+          <w:lang w:bidi="ar-SA"/>
+        </w:rPr>
+        <w:t>فقط</w:t>
+      </w:r>
+      <w:r>
+        <w:rPr>
+          <w:rFonts w:hint="cs"/>
+          <w:rtl/>
+          <w:lang w:bidi="ar-SA"/>
+        </w:rPr>
+        <w:t xml:space="preserve">، وإنما أيضًا في الدهر الآتي، ونحن نرى، بأن كل الأشياء ستخضع عند قدميه. </w:t>
+      </w:r>
+      <w:r>
+        <w:rPr>
+          <w:rFonts w:hint="cs"/>
+          <w:rtl/>
+          <w:lang w:bidi="ar-SA"/>
+        </w:rPr>
+        <w:t>عندما نرى المسيح في مجده، ستستنير عيوننا، وسندرك غنى مجد الميراث الذي سنتشارك فيه كورثة مع المسيح. لذا فسيظهر بأن الميراث المخفى في سرّ يفوق إلى حد بعيد ذلك الميراث الأرضي الذي وُعد به إبراهيم وشعب إسرائيل.</w:t>
+      </w:r>
+    </w:p>
+    <w:p>
+      <w:pPr>
+        <w:pStyle w:val="ListParagraph"/>
+        <w:numPr>
+          <w:ilvl w:val="0"/>
+          <w:numId w:val="1"/>
+        </w:numPr>
+        <w:rPr>
+          <w:lang w:bidi="ar-SA"/>
+        </w:rPr>
+      </w:pPr>
+      <w:r>
+        <w:rPr>
+          <w:rFonts w:hint="cs"/>
+          <w:rtl/>
+          <w:lang w:bidi="ar-SA"/>
+        </w:rPr>
+        <w:t xml:space="preserve">الحقيقة الثانية في السر نجدها في النظر إلى </w:t>
+      </w:r>
+      <w:r>
+        <w:rPr>
+          <w:rFonts w:hint="cs"/>
+          <w:b/>
+          <w:bCs/>
+          <w:rtl/>
+          <w:lang w:bidi="ar-SA"/>
+        </w:rPr>
+        <w:t>الكنيسة كجسد المسيح</w:t>
+      </w:r>
+      <w:r>
+        <w:rPr>
+          <w:rFonts w:hint="cs"/>
+          <w:rtl/>
+          <w:lang w:bidi="ar-SA"/>
+        </w:rPr>
+        <w:t>.</w:t>
+      </w:r>
+    </w:p>
+    <w:p>
+      <w:pPr>
+        <w:pStyle w:val="ListParagraph"/>
+        <w:rPr>
+          <w:rtl/>
+          <w:lang w:bidi="ar-SA"/>
+        </w:rPr>
+      </w:pPr>
+      <w:r>
+        <w:rPr>
+          <w:rFonts w:hint="cs"/>
+          <w:rtl/>
+          <w:lang w:bidi="ar-SA"/>
+        </w:rPr>
+        <w:t>في السماء المسيح هو رأس هذا الجسد. لذا فقد قال بولس عن المسيح: "</w:t>
+      </w:r>
+      <w:r>
+        <w:rPr>
+          <w:rtl/>
+        </w:rPr>
+        <w:t xml:space="preserve"> </w:t>
+      </w:r>
+      <w:r>
+        <w:rPr>
+          <w:rtl/>
+          <w:lang w:bidi="ar-SA"/>
+        </w:rPr>
+        <w:t xml:space="preserve">هُوَ رَأْسُ الْجَسَدِ: </w:t>
+      </w:r>
+      <w:r>
+        <w:rPr>
+          <w:rtl/>
+          <w:lang w:bidi="ar-SA"/>
+        </w:rPr>
+        <w:t>الْكَنِيسَةِ</w:t>
+      </w:r>
+      <w:r>
+        <w:rPr>
+          <w:rFonts w:hint="cs"/>
+          <w:rtl/>
+          <w:lang w:bidi="ar-SA"/>
+        </w:rPr>
+        <w:t xml:space="preserve">" (كولوسي 1: 18)، </w:t>
+      </w:r>
+      <w:r>
+        <w:rPr>
+          <w:rFonts w:hint="cs"/>
+          <w:rtl/>
+          <w:lang w:bidi="ar-SA"/>
+        </w:rPr>
+        <w:t>وعن الكنيسة: "</w:t>
+      </w:r>
+      <w:r>
+        <w:rPr>
+          <w:rtl/>
+          <w:lang w:bidi="ar-SA"/>
+        </w:rPr>
+        <w:t>أَمَّا أَنْتُمْ فَجَسَدُ الْمَسِيحِ،</w:t>
+      </w:r>
+      <w:r>
+        <w:rPr>
+          <w:rFonts w:hint="cs"/>
+          <w:rtl/>
+          <w:lang w:bidi="ar-SA"/>
+        </w:rPr>
+        <w:t>" (1. كورنثوس 12: 27). وأيضًا نجد أن: "</w:t>
+      </w:r>
+      <w:r>
+        <w:rPr>
+          <w:rFonts w:ascii="Times New Roman" w:hAnsi="Times New Roman" w:cs="Times New Roman" w:hint="cs"/>
+          <w:rtl/>
+          <w:lang w:bidi="ar-SA"/>
+        </w:rPr>
+        <w:t>​</w:t>
+      </w:r>
+      <w:r>
+        <w:rPr>
+          <w:rFonts w:hint="cs"/>
+          <w:rtl/>
+          <w:lang w:bidi="ar-SA"/>
+        </w:rPr>
+        <w:t>لأَنَّنَا</w:t>
+      </w:r>
+      <w:r>
+        <w:rPr>
+          <w:rtl/>
+          <w:lang w:bidi="ar-SA"/>
+        </w:rPr>
+        <w:t xml:space="preserve"> </w:t>
+      </w:r>
+      <w:r>
+        <w:rPr>
+          <w:rFonts w:hint="cs"/>
+          <w:rtl/>
+          <w:lang w:bidi="ar-SA"/>
+        </w:rPr>
+        <w:t>جَمِيعَنَا</w:t>
+      </w:r>
+      <w:r>
+        <w:rPr>
+          <w:rtl/>
+          <w:lang w:bidi="ar-SA"/>
+        </w:rPr>
+        <w:t xml:space="preserve"> </w:t>
+      </w:r>
+      <w:r>
+        <w:rPr>
+          <w:rFonts w:hint="cs"/>
+          <w:rtl/>
+          <w:lang w:bidi="ar-SA"/>
+        </w:rPr>
+        <w:t>بِرُوحٍ</w:t>
+      </w:r>
+      <w:r>
+        <w:rPr>
+          <w:rtl/>
+          <w:lang w:bidi="ar-SA"/>
+        </w:rPr>
+        <w:t xml:space="preserve"> </w:t>
+      </w:r>
+      <w:r>
+        <w:rPr>
+          <w:rFonts w:hint="cs"/>
+          <w:rtl/>
+          <w:lang w:bidi="ar-SA"/>
+        </w:rPr>
+        <w:t>وَاحِدٍ</w:t>
+      </w:r>
+      <w:r>
+        <w:rPr>
+          <w:rtl/>
+          <w:lang w:bidi="ar-SA"/>
+        </w:rPr>
+        <w:t xml:space="preserve"> </w:t>
+      </w:r>
+      <w:r>
+        <w:rPr>
+          <w:rFonts w:hint="cs"/>
+          <w:rtl/>
+          <w:lang w:bidi="ar-SA"/>
+        </w:rPr>
+        <w:t>أَيْضًا</w:t>
+      </w:r>
+      <w:r>
+        <w:rPr>
+          <w:rtl/>
+          <w:lang w:bidi="ar-SA"/>
+        </w:rPr>
+        <w:t xml:space="preserve"> </w:t>
+      </w:r>
+      <w:r>
+        <w:rPr>
+          <w:rFonts w:hint="cs"/>
+          <w:rtl/>
+          <w:lang w:bidi="ar-SA"/>
+        </w:rPr>
+        <w:t>اعْتَمَدْنَا</w:t>
+      </w:r>
+      <w:r>
+        <w:rPr>
+          <w:rtl/>
+          <w:lang w:bidi="ar-SA"/>
+        </w:rPr>
+        <w:t xml:space="preserve"> </w:t>
+      </w:r>
+      <w:r>
+        <w:rPr>
+          <w:rFonts w:hint="cs"/>
+          <w:rtl/>
+          <w:lang w:bidi="ar-SA"/>
+        </w:rPr>
+        <w:t>إِلَى</w:t>
+      </w:r>
+      <w:r>
+        <w:rPr>
+          <w:rtl/>
+          <w:lang w:bidi="ar-SA"/>
+        </w:rPr>
+        <w:t xml:space="preserve"> </w:t>
+      </w:r>
+      <w:r>
+        <w:rPr>
+          <w:rFonts w:hint="cs"/>
+          <w:rtl/>
+          <w:lang w:bidi="ar-SA"/>
+        </w:rPr>
+        <w:t>جَسَدٍ</w:t>
+      </w:r>
+      <w:r>
+        <w:rPr>
+          <w:rtl/>
+          <w:lang w:bidi="ar-SA"/>
+        </w:rPr>
+        <w:t xml:space="preserve"> </w:t>
+      </w:r>
+      <w:r>
+        <w:rPr>
+          <w:rFonts w:hint="cs"/>
+          <w:rtl/>
+          <w:lang w:bidi="ar-SA"/>
+        </w:rPr>
+        <w:t>وَاحِدٍ،</w:t>
+      </w:r>
+      <w:r>
+        <w:rPr>
+          <w:rFonts w:hint="cs"/>
+          <w:rtl/>
+          <w:lang w:bidi="ar-SA"/>
+        </w:rPr>
+        <w:t>" (كولوسي 1: 18؛ 1. كورنثوس 12: 13، 27). بالارتباط بصورة الكنيسة كجسد المسيح تمثُل أمامنا ثلاث حقائق أساسية:</w:t>
+      </w:r>
+    </w:p>
+    <w:p>
+      <w:pPr>
+        <w:pStyle w:val="ListParagraph"/>
+        <w:numPr>
+          <w:ilvl w:val="0"/>
+          <w:numId w:val="2"/>
+        </w:numPr>
+        <w:rPr>
+          <w:lang w:bidi="ar-SA"/>
+        </w:rPr>
+      </w:pPr>
+      <w:r>
+        <w:rPr>
+          <w:rFonts w:hint="cs"/>
+          <w:rtl/>
+          <w:lang w:bidi="ar-SA"/>
+        </w:rPr>
+        <w:t>أولاً نحن نقرأ أن الله "</w:t>
+      </w:r>
+      <w:r>
+        <w:rPr>
+          <w:rtl/>
+          <w:lang w:bidi="ar-SA"/>
+        </w:rPr>
+        <w:t>أَجْلَسَنَا مَعَهُ فِي السَّمَاوِيَّاتِ فِي الْمَسِيحِ يَسُوعَ،</w:t>
+      </w:r>
+      <w:r>
+        <w:rPr>
+          <w:rFonts w:hint="cs"/>
+          <w:rtl/>
+          <w:lang w:bidi="ar-SA"/>
+        </w:rPr>
+        <w:t xml:space="preserve">" (أفسس 2: 6). المؤمنون من ابهود الأمم هم متحدين معًا في المسيح ومُمثلين فيه، في رأسهم الذي قام والممجد في السماء. كل ما قصده الله معنا استمراريته أو اكتماله موجودة في المسيح في السماء. إن نظرنا إلى المسيح في مجده فإننا نرى أن الله يقصد بأن تكون الكنيسة بالقرب منه في العالم السماوي، بمعية المسيح، ومثل المسيح الذي هو فرحه ورضاه، </w:t>
+      </w:r>
+      <w:r>
+        <w:rPr>
+          <w:rFonts w:hint="cs"/>
+          <w:rtl/>
+          <w:lang w:bidi="ar-SA"/>
+        </w:rPr>
+        <w:t>كما و"</w:t>
+      </w:r>
+      <w:r>
+        <w:rPr>
+          <w:rtl/>
+          <w:lang w:bidi="ar-SA"/>
+        </w:rPr>
+        <w:t xml:space="preserve"> لِيُظْهِرَ فِي الدُّهُورِ الآتِيَةِ غِنَى نِعْمَتِهِ الْفَائِقَ، بِاللُّطْفِ عَلَيْنَا فِي الْمَسِيحِ يَسُوعَ.</w:t>
+      </w:r>
+      <w:r>
+        <w:rPr>
+          <w:rFonts w:hint="cs"/>
+          <w:rtl/>
+          <w:lang w:bidi="ar-SA"/>
+        </w:rPr>
+        <w:t>" (أفسس 2: 7).</w:t>
+      </w:r>
+    </w:p>
+    <w:p>
+      <w:pPr>
+        <w:pStyle w:val="ListParagraph"/>
+        <w:numPr>
+          <w:ilvl w:val="0"/>
+          <w:numId w:val="2"/>
+        </w:numPr>
+        <w:rPr>
+          <w:lang w:bidi="ar-SA"/>
+        </w:rPr>
+      </w:pPr>
+      <w:r>
+        <w:rPr>
+          <w:rFonts w:hint="cs"/>
+          <w:rtl/>
+          <w:lang w:bidi="ar-SA"/>
+        </w:rPr>
+        <w:t>ثانيًا يُذكَر عن الكنيسة كمَن هي "</w:t>
+      </w:r>
+      <w:r>
+        <w:rPr>
+          <w:rtl/>
+          <w:lang w:bidi="ar-SA"/>
+        </w:rPr>
+        <w:t>مِلْءُ الَّذِي يَمْلأُ الْكُلَّ فِي الْكُلِّ</w:t>
+      </w:r>
+      <w:r>
+        <w:rPr>
+          <w:rFonts w:hint="cs"/>
+          <w:rtl/>
+          <w:lang w:bidi="ar-SA"/>
+        </w:rPr>
+        <w:t>." (أفسس 1: 23). بركات الجسد لن تُكتمل في الرأس فقط، وإنما غاية الله كذلك أن يكتمل الكمال الأخلاقي ولطف المسيح، الرأس، في جسده أيضًا، أي الكنيسة. في يوم قادم ستتبارك إسرائيل والأمم بهذه البركة بواسطة المسيح، إلا أن الكنيسة وحدها هي التي ستُمثَّل بالكامل في المسيح.</w:t>
+      </w:r>
+    </w:p>
+    <w:p>
+      <w:pPr>
+        <w:pStyle w:val="ListParagraph"/>
+        <w:numPr>
+          <w:ilvl w:val="0"/>
+          <w:numId w:val="2"/>
+        </w:numPr>
+        <w:rPr>
+          <w:lang w:bidi="ar-SA"/>
+        </w:rPr>
+      </w:pPr>
+      <w:r>
+        <w:rPr>
+          <w:rFonts w:hint="cs"/>
+          <w:rtl/>
+          <w:lang w:bidi="ar-SA"/>
+        </w:rPr>
+        <w:t>ثالثًا تظهر الكنيسة كجسد المسيح في رسالة كورنثوس الأولى كتعبير عن مختلف أعمال الروح القدس في هذا الزمان (1. كورنثوس 12).</w:t>
+      </w:r>
+    </w:p>
+    <w:p>
+      <w:pPr>
+        <w:pStyle w:val="ListParagraph"/>
+        <w:numPr>
+          <w:ilvl w:val="0"/>
+          <w:numId w:val="1"/>
+        </w:numPr>
+        <w:rPr>
+          <w:lang w:bidi="ar-SA"/>
+        </w:rPr>
+      </w:pPr>
+      <w:r>
+        <w:rPr>
+          <w:rFonts w:hint="cs"/>
+          <w:rtl/>
+          <w:lang w:bidi="ar-SA"/>
+        </w:rPr>
+        <w:t>الحقيقة الثالثة الأساسية في السر، المعروضة لنا في هذا المقطع، مرتبطة بمواعيد الله.</w:t>
+      </w:r>
+    </w:p>
+    <w:p>
+      <w:pPr>
+        <w:pStyle w:val="ListParagraph"/>
+        <w:rPr>
+          <w:rtl/>
+          <w:lang w:bidi="ar-SA"/>
+        </w:rPr>
+      </w:pPr>
+      <w:r>
+        <w:rPr>
+          <w:rFonts w:hint="cs"/>
+          <w:rtl/>
+          <w:lang w:bidi="ar-SA"/>
+        </w:rPr>
+        <w:t>هذه المواعيد وكما يذكرنا الرسول بطرس هي "</w:t>
+      </w:r>
+      <w:r>
+        <w:rPr>
+          <w:rtl/>
+          <w:lang w:bidi="ar-SA"/>
+        </w:rPr>
+        <w:t>الْعُظْمَى وَالثَّمِينَةَ</w:t>
+      </w:r>
+      <w:r>
+        <w:rPr>
+          <w:rFonts w:hint="cs"/>
+          <w:rtl/>
+          <w:lang w:bidi="ar-SA"/>
+        </w:rPr>
+        <w:t>" لأننا بها نُدعى للمجد الإلهي وللمشاركة بالطبيعة الإلهية (2. بطرس 1: 3، 4؛ 3: 13)</w:t>
+      </w:r>
+      <w:r>
+        <w:rPr>
+          <w:rFonts w:hint="cs"/>
+          <w:rtl/>
+          <w:lang w:bidi="ar-SA"/>
+        </w:rPr>
+        <w:t>. بولس يخبرنا بأننا نستخبر من السر، أن المؤمنين من اليهود والأمم هم شركاء بالمواعيد في المسيح.</w:t>
+      </w:r>
+      <w:r>
+        <w:rPr>
+          <w:rFonts w:hint="cs"/>
+          <w:rtl/>
+          <w:lang w:bidi="ar-SA"/>
+        </w:rPr>
+        <w:t xml:space="preserve"> فسيظهر أن "وعد الله في المسيح" يفوق مواعيد الله لإبراهيم إلى حد بعيد، الذي قال له: "</w:t>
+      </w:r>
+      <w:r>
+        <w:rPr>
+          <w:rtl/>
+          <w:lang w:bidi="ar-SA"/>
+        </w:rPr>
+        <w:t xml:space="preserve">أَجْعَلَكَ أُمَّةً عَظِيمَةً وَأُبَارِكَكَ </w:t>
+      </w:r>
+      <w:r>
+        <w:rPr>
+          <w:rFonts w:hint="cs"/>
+          <w:rtl/>
+          <w:lang w:bidi="ar-SA"/>
+        </w:rPr>
+        <w:t>...</w:t>
+      </w:r>
+      <w:r>
+        <w:rPr>
+          <w:rtl/>
+          <w:lang w:bidi="ar-SA"/>
+        </w:rPr>
+        <w:t xml:space="preserve"> </w:t>
+      </w:r>
+      <w:r>
+        <w:rPr>
+          <w:rFonts w:hint="cs"/>
+          <w:rtl/>
+          <w:lang w:bidi="ar-SA"/>
+        </w:rPr>
+        <w:t>وَتَتَبَارَكُ</w:t>
+      </w:r>
+      <w:r>
+        <w:rPr>
+          <w:rtl/>
+          <w:lang w:bidi="ar-SA"/>
+        </w:rPr>
+        <w:t xml:space="preserve"> </w:t>
+      </w:r>
+      <w:r>
+        <w:rPr>
+          <w:rFonts w:hint="cs"/>
+          <w:rtl/>
+          <w:lang w:bidi="ar-SA"/>
+        </w:rPr>
+        <w:t>فِيكَ</w:t>
+      </w:r>
+      <w:r>
+        <w:rPr>
+          <w:rtl/>
+          <w:lang w:bidi="ar-SA"/>
+        </w:rPr>
+        <w:t xml:space="preserve"> </w:t>
+      </w:r>
+      <w:r>
+        <w:rPr>
+          <w:rFonts w:hint="cs"/>
+          <w:rtl/>
+          <w:lang w:bidi="ar-SA"/>
+        </w:rPr>
+        <w:t>جَمِيعُ</w:t>
+      </w:r>
+      <w:r>
+        <w:rPr>
+          <w:rtl/>
+          <w:lang w:bidi="ar-SA"/>
+        </w:rPr>
+        <w:t xml:space="preserve"> </w:t>
+      </w:r>
+      <w:r>
+        <w:rPr>
+          <w:rFonts w:hint="cs"/>
+          <w:rtl/>
+          <w:lang w:bidi="ar-SA"/>
+        </w:rPr>
+        <w:t>قَبَائِلِ</w:t>
+      </w:r>
+      <w:r>
+        <w:rPr>
+          <w:rtl/>
+          <w:lang w:bidi="ar-SA"/>
+        </w:rPr>
+        <w:t xml:space="preserve"> </w:t>
+      </w:r>
+      <w:r>
+        <w:rPr>
+          <w:rFonts w:hint="cs"/>
+          <w:rtl/>
+          <w:lang w:bidi="ar-SA"/>
+        </w:rPr>
+        <w:t>الأَرْضِ»</w:t>
+      </w:r>
+      <w:r>
+        <w:rPr>
+          <w:rtl/>
+          <w:lang w:bidi="ar-SA"/>
+        </w:rPr>
+        <w:t>.</w:t>
+      </w:r>
+      <w:r>
+        <w:rPr>
+          <w:rFonts w:hint="cs"/>
+          <w:rtl/>
+          <w:lang w:bidi="ar-SA"/>
+        </w:rPr>
+        <w:t>" (تكوين 12: 2، 3). إن وعد ابراهيم محدود على الأمة والأرض ويعتبر الأمم كمنفصلة تمامًا عن إسرائيل.</w:t>
+      </w:r>
+    </w:p>
+    <w:p>
+      <w:pPr>
+        <w:rPr>
+          <w:rtl/>
+          <w:lang w:bidi="ar-SA"/>
+        </w:rPr>
+      </w:pPr>
+      <w:r>
+        <w:rPr>
+          <w:rFonts w:hint="cs"/>
+          <w:rtl/>
+          <w:lang w:bidi="ar-SA"/>
+        </w:rPr>
+        <w:t xml:space="preserve">للأسف حاولت المسيحية الاسمية حينما أضاعت حقيقة هذا السر بأن تستخدم المسيحية لتشكل التي تُدعى بالأمم المسيحية ولتجعل بالتالي بركتنا أرضية. بهذا أصبحت المسيحية نظامًا أخلاقيًا لإصلاح العالم الذي رفض المسيح. غير أننا ما نستخبره من الحقيقة </w:t>
+      </w:r>
+      <w:r>
+        <w:rPr>
+          <w:rFonts w:hint="cs"/>
+          <w:rtl/>
+          <w:lang w:bidi="ar-SA"/>
+        </w:rPr>
+        <w:t>العُظمى</w:t>
+      </w:r>
+      <w:r>
+        <w:rPr>
+          <w:rFonts w:hint="cs"/>
+          <w:rtl/>
+          <w:lang w:bidi="ar-SA"/>
+        </w:rPr>
+        <w:t xml:space="preserve"> في السر، بأن المؤمنين مدعوون ليكونوا </w:t>
+      </w:r>
+      <w:r>
+        <w:rPr>
+          <w:rFonts w:hint="cs"/>
+          <w:rtl/>
+          <w:lang w:bidi="ar-SA"/>
+        </w:rPr>
+        <w:t xml:space="preserve">نزلاء وغرباء خارجين من العالم </w:t>
+      </w:r>
+      <w:r>
+        <w:rPr>
+          <w:rtl/>
+          <w:lang w:bidi="ar-SA"/>
+        </w:rPr>
+        <w:t>–</w:t>
+      </w:r>
+      <w:r>
+        <w:rPr>
+          <w:rFonts w:hint="cs"/>
+          <w:rtl/>
+          <w:lang w:bidi="ar-SA"/>
+        </w:rPr>
+        <w:t xml:space="preserve"> بمواعيد توحدهم بالمسيح في المجد والتي طابعها سماوي وليس أرضي والتي ستـوصلنا إلى ما </w:t>
+      </w:r>
+      <w:r>
+        <w:rPr>
+          <w:rFonts w:hint="cs"/>
+          <w:rtl/>
+          <w:lang w:bidi="ar-SA"/>
+        </w:rPr>
+        <w:t>وراء</w:t>
+      </w:r>
+      <w:r>
+        <w:rPr>
+          <w:rFonts w:hint="cs"/>
+          <w:rtl/>
+          <w:lang w:bidi="ar-SA"/>
+        </w:rPr>
+        <w:t xml:space="preserve"> الزمن إلى السماء الجديدة والأرض الجدي</w:t>
+      </w:r>
+      <w:r>
+        <w:rPr>
+          <w:rFonts w:hint="cs"/>
+          <w:rtl/>
+          <w:lang w:bidi="ar-SA"/>
+        </w:rPr>
+        <w:t>د</w:t>
+      </w:r>
+      <w:r>
+        <w:rPr>
+          <w:rFonts w:hint="cs"/>
+          <w:rtl/>
+          <w:lang w:bidi="ar-SA"/>
+        </w:rPr>
+        <w:t>ة. فما نتعلمه من الحقيقة العُظمى في هذا السر، بأن المؤمنين من اليهود والأمم باعتبارهم "ورثة" متحدين بأعظم مجد في المُلك الألفي، سيُقب</w:t>
+      </w:r>
+      <w:r>
+        <w:rPr>
+          <w:rFonts w:hint="cs"/>
+          <w:rtl/>
+          <w:lang w:bidi="ar-SA"/>
+        </w:rPr>
+        <w:t>َ</w:t>
+      </w:r>
+      <w:r>
+        <w:rPr>
+          <w:rFonts w:hint="cs"/>
+          <w:rtl/>
+          <w:lang w:bidi="ar-SA"/>
+        </w:rPr>
+        <w:t xml:space="preserve">لون في السماء باعتبارهم "متحدين في جسد واحد" وكورثة معًا "لمواعيد الله في المسيح" المُدخَلة في السماء الجديدة والأرض الجديدة. ففي لحظة استيعابنا الكامل بكل قلوبنا حجم هذه البركات التي لا تُوصف، سنبدأ </w:t>
+      </w:r>
+      <w:r>
+        <w:rPr>
+          <w:rFonts w:hint="cs"/>
+          <w:rtl/>
+          <w:lang w:bidi="ar-SA"/>
+        </w:rPr>
+        <w:t>ب</w:t>
+      </w:r>
+      <w:r>
+        <w:rPr>
+          <w:rFonts w:hint="cs"/>
+          <w:rtl/>
+          <w:lang w:bidi="ar-SA"/>
+        </w:rPr>
+        <w:t>فهم لماذا "</w:t>
+      </w:r>
+      <w:r>
+        <w:rPr>
+          <w:rtl/>
+          <w:lang w:bidi="ar-SA"/>
+        </w:rPr>
+        <w:t>غِنَى الْمَسِيحِ الَّذِي لاَ يُسْتَقْصَى</w:t>
+      </w:r>
+      <w:r>
+        <w:rPr>
+          <w:rFonts w:hint="cs"/>
+          <w:rtl/>
+          <w:lang w:bidi="ar-SA"/>
+        </w:rPr>
+        <w:t xml:space="preserve">" موجود في هذا السر (أفسس 3: 8) ولماذا تكلم الرسول عن </w:t>
+      </w:r>
+      <w:r>
+        <w:rPr>
+          <w:rFonts w:hint="cs"/>
+          <w:rtl/>
+          <w:lang w:bidi="ar-SA"/>
+        </w:rPr>
+        <w:t>"</w:t>
+      </w:r>
+      <w:r>
+        <w:rPr>
+          <w:rtl/>
+          <w:lang w:bidi="ar-SA"/>
+        </w:rPr>
+        <w:t>غِنَى مَجْدِ هذَا السِّرِّ</w:t>
+      </w:r>
+      <w:r>
+        <w:rPr>
+          <w:rFonts w:hint="cs"/>
+          <w:rtl/>
+          <w:lang w:bidi="ar-SA"/>
+        </w:rPr>
+        <w:t>" (كولوسي 1: 27).</w:t>
+      </w:r>
+    </w:p>
+    <w:p>
+      <w:pPr>
+        <w:rPr>
+          <w:rtl/>
+          <w:lang w:bidi="ar-SA"/>
+        </w:rPr>
+      </w:pPr>
+      <w:r>
+        <w:rPr>
+          <w:rFonts w:hint="cs"/>
+          <w:rtl/>
+          <w:lang w:bidi="ar-SA"/>
+        </w:rPr>
+        <w:t>عدد 7</w:t>
+      </w:r>
+    </w:p>
+    <w:p>
+      <w:pPr>
+        <w:rPr>
+          <w:rtl/>
+          <w:lang w:bidi="ar-SA"/>
+        </w:rPr>
+      </w:pPr>
+      <w:r>
+        <w:rPr>
+          <w:rFonts w:hint="cs"/>
+          <w:rtl/>
+          <w:lang w:bidi="ar-SA"/>
+        </w:rPr>
+        <w:t>أفسس 3: 7: "</w:t>
+      </w:r>
+      <w:r>
+        <w:rPr>
+          <w:rtl/>
+          <w:lang w:bidi="ar-SA"/>
+        </w:rPr>
+        <w:t xml:space="preserve">الَّذِي صِرْتُ أَنَا خَادِمًا لَهُ حَسَبَ مَوْهِبَةِ نِعْمَةِ اللهِ الْمُعْطَاةِ لِي حَسَبَ فِعْلِ </w:t>
+      </w:r>
+      <w:r>
+        <w:rPr>
+          <w:rtl/>
+          <w:lang w:bidi="ar-SA"/>
+        </w:rPr>
+        <w:t>قُوَّتِهِ</w:t>
+      </w:r>
+      <w:r>
+        <w:rPr>
+          <w:rtl/>
+          <w:lang w:bidi="ar-SA"/>
+        </w:rPr>
+        <w:t>.</w:t>
+      </w:r>
+      <w:r>
+        <w:rPr>
+          <w:rFonts w:hint="cs"/>
+          <w:rtl/>
+          <w:lang w:bidi="ar-SA"/>
+        </w:rPr>
+        <w:t>"</w:t>
+      </w:r>
+    </w:p>
+    <w:p>
+      <w:pPr>
+        <w:rPr>
+          <w:rtl/>
+          <w:lang w:bidi="ar-SA"/>
+        </w:rPr>
+      </w:pPr>
+      <w:r>
+        <w:rPr>
+          <w:rFonts w:hint="cs"/>
+          <w:rtl/>
+          <w:lang w:bidi="ar-SA"/>
+        </w:rPr>
+        <w:t>بكونه قد جُعل خادمًا لهذا الحق العظيم، يقول لنا الرسول الآن بأن القيام بمثل هذه الخدمة لله تتطلب نعمة ولقوته. إن أردنا أن نسلّم هذه الحقائق العظيمة بمقدارنا الضئيل، والتي تسلمناها من الرسول، بكل تأكيد نحن أيضًا سنحتاج لهذه النعمة الإلهية والقوة الإلهية. لذا طالب بولس في رسالة أخرى له تيموثاوسَ: "</w:t>
+      </w:r>
+      <w:r>
+        <w:rPr>
+          <w:rtl/>
+          <w:lang w:bidi="ar-SA"/>
+        </w:rPr>
+        <w:t>تَقَوَّ أَنْتَ يَا ابْنِي بِالنِّعْمَةِ الَّتِي فِي الْمَسِيحِ يَسُوعَ.</w:t>
+      </w:r>
+      <w:r>
+        <w:rPr>
+          <w:rFonts w:hint="cs"/>
+          <w:rtl/>
+          <w:lang w:bidi="ar-SA"/>
+        </w:rPr>
+        <w:t>" (2. تيموثاوس 2: 1)، لكيما يُسلّم هذا لأناس آخرين الحقائق العظيمة التي كان قد استخبرها بنفسه من الرسول. الإنسان الطبيعي لما كان سيكتشف أبدًا الحقيقية التي من وراء هذا السر؛ فلو اُعلنت له لما كان سيفهمها؛ وحتى إن فهمها لكانت هباته الطبيعية قاصرة</w:t>
+      </w:r>
+      <w:r>
+        <w:rPr>
+          <w:rFonts w:hint="cs"/>
+          <w:rtl/>
+          <w:lang w:bidi="ar-SA"/>
+        </w:rPr>
+        <w:t xml:space="preserve"> على خدمة الحق. نعمة الله تُعلن عن السر؛ فبعمل الروح القدس نفهم ذلك وبنعمة الله وحدها يمكننا أن نخدمه (أفسس 3: 2، 3، 7، 16 </w:t>
+      </w:r>
+      <w:r>
+        <w:rPr>
+          <w:rtl/>
+          <w:lang w:bidi="ar-SA"/>
+        </w:rPr>
+        <w:t>–</w:t>
+      </w:r>
+      <w:r>
+        <w:rPr>
+          <w:rFonts w:hint="cs"/>
+          <w:rtl/>
+          <w:lang w:bidi="ar-SA"/>
+        </w:rPr>
+        <w:t xml:space="preserve"> 18).</w:t>
+      </w:r>
+    </w:p>
+    <w:p>
+      <w:pPr>
+        <w:rPr>
+          <w:rtl/>
+          <w:lang w:bidi="ar-SA"/>
+        </w:rPr>
+      </w:pPr>
+      <w:r>
+        <w:rPr>
+          <w:rFonts w:hint="cs"/>
+          <w:rtl/>
+          <w:lang w:bidi="ar-SA"/>
+        </w:rPr>
+        <w:t>عدد 8</w:t>
+      </w:r>
+    </w:p>
+    <w:p>
+      <w:pPr>
+        <w:rPr>
+          <w:rtl/>
+          <w:lang w:bidi="ar-SA"/>
+        </w:rPr>
+      </w:pPr>
+      <w:r>
+        <w:rPr>
+          <w:rFonts w:hint="cs"/>
+          <w:rtl/>
+          <w:lang w:bidi="ar-SA"/>
+        </w:rPr>
+        <w:t>أفسس 3: 8: "</w:t>
+      </w:r>
+      <w:r>
+        <w:rPr>
+          <w:rtl/>
+          <w:lang w:bidi="ar-SA"/>
+        </w:rPr>
+        <w:t xml:space="preserve"> لِي أَنَا أَصْغَرَ جَمِيعِ الْقِدِّيسِينَ، أُعْطِيَتْ هذِهِ النِّعْمَةُ، أَنْ أُبَشِّرَ بَيْنَ الأُمَمِ بِغِنَى الْمَسِيحِ الَّذِي لاَ يُسْتَقْصَى،</w:t>
+      </w:r>
+      <w:r>
+        <w:rPr>
+          <w:rFonts w:hint="cs"/>
+          <w:rtl/>
+          <w:lang w:bidi="ar-SA"/>
+        </w:rPr>
+        <w:t>".</w:t>
+      </w:r>
+    </w:p>
+    <w:p>
+      <w:pPr>
+        <w:rPr>
+          <w:rtl/>
+          <w:lang w:bidi="ar-SA"/>
+        </w:rPr>
+      </w:pPr>
+      <w:r>
+        <w:rPr>
+          <w:rFonts w:hint="cs"/>
+          <w:rtl/>
+          <w:lang w:bidi="ar-SA"/>
+        </w:rPr>
+        <w:t xml:space="preserve">من ثم يخبرنا بولس </w:t>
+      </w:r>
+      <w:r>
+        <w:rPr>
+          <w:rFonts w:hint="cs"/>
+          <w:rtl/>
+          <w:lang w:bidi="ar-SA"/>
+        </w:rPr>
+        <w:t>بتأثيرات هذا الحق العظيم على الذين يعرفونه ويخدمونه. كلما وضعنا أمام عيوننا عدم حصر "غنى المسيح الذي لا يُستقصى" الذي ندركه في السر، كلما ازداد وعينا بعدم أهميتنا. لذا يقول الرسول الذي أدرك السر العظيم قبل جميع مَن هم غيره، كما وعن نفسه أيضًا كـ"أصغر الرسل" (1. كورنثوس 15: 9). ذاك الذي كان مدركًا بصِغَر قامته، هو أيضًا بنفسه الذي منحه الله نعمة ليخدم الحق. فمع أن بولس كان أصغر الرسل، إلا أنه مُنحت له النعمة بأن يكرز للأمم عن غنى المسيح الذي لا يُستقصى.</w:t>
+      </w:r>
+    </w:p>
+    <w:p>
+      <w:pPr>
+        <w:rPr>
+          <w:rtl/>
+          <w:lang w:bidi="ar-SA"/>
+        </w:rPr>
+      </w:pPr>
+      <w:r>
+        <w:rPr>
+          <w:rFonts w:hint="cs"/>
+          <w:rtl/>
+          <w:lang w:bidi="ar-SA"/>
+        </w:rPr>
+        <w:t xml:space="preserve">الأعداد 9 </w:t>
+      </w:r>
+      <w:r>
+        <w:rPr>
+          <w:rtl/>
+          <w:lang w:bidi="ar-SA"/>
+        </w:rPr>
+        <w:t>–</w:t>
+      </w:r>
+      <w:r>
+        <w:rPr>
+          <w:rFonts w:hint="cs"/>
+          <w:rtl/>
+          <w:lang w:bidi="ar-SA"/>
+        </w:rPr>
+        <w:t xml:space="preserve"> 11</w:t>
+      </w:r>
+    </w:p>
+    <w:p>
+      <w:pPr>
+        <w:rPr>
+          <w:rtl/>
+          <w:lang w:bidi="ar-SA"/>
+        </w:rPr>
+      </w:pPr>
+      <w:r>
+        <w:rPr>
+          <w:rFonts w:hint="cs"/>
+          <w:rtl/>
+          <w:lang w:bidi="ar-SA"/>
+        </w:rPr>
+        <w:t xml:space="preserve">أفسس 3: 9 </w:t>
+      </w:r>
+      <w:r>
+        <w:rPr>
+          <w:rtl/>
+          <w:lang w:bidi="ar-SA"/>
+        </w:rPr>
+        <w:t>–</w:t>
+      </w:r>
+      <w:r>
+        <w:rPr>
+          <w:rFonts w:hint="cs"/>
+          <w:rtl/>
+          <w:lang w:bidi="ar-SA"/>
+        </w:rPr>
+        <w:t xml:space="preserve"> 11: "</w:t>
+      </w:r>
+      <w:r>
+        <w:rPr>
+          <w:rtl/>
+          <w:lang w:bidi="ar-SA"/>
+        </w:rPr>
+        <w:t xml:space="preserve">  9وَأُنِيرَ الْجَمِيعَ فِي مَا هُوَ شَرِكَةُ السِّرِّ الْمَكْتُومِ مُنْذُ الدُّهُورِ فِي اللهِ خَالِقِ الْجَمِيعِ بِيَسُوعَ الْمَسِيحِ.  10لِكَيْ يُعَرَّفَ الآنَ عِنْدَ الرُّؤَسَاءِ وَالسَّلاَطِينِ فِي السَّمَاوِيَّاتِ، بِوَاسِطَةِ الْكَنِيسَةِ، بِحِكْمَةِ اللهِ الْمُتَنَوِّعَةِ،  11حَسَبَ قَصْدِ الدُّهُورِ الَّذِي صَنَعَهُ فِي الْمَسِيحِ يَسُوعَ رَبِّنَا.</w:t>
+      </w:r>
+      <w:r>
+        <w:rPr>
+          <w:rFonts w:hint="cs"/>
+          <w:rtl/>
+          <w:lang w:bidi="ar-SA"/>
+        </w:rPr>
+        <w:t>".</w:t>
+      </w:r>
+    </w:p>
+    <w:p>
+      <w:pPr>
+        <w:rPr>
+          <w:rtl/>
+          <w:lang w:bidi="ar-SA"/>
+        </w:rPr>
+      </w:pPr>
+      <w:r>
+        <w:rPr>
+          <w:rFonts w:hint="cs"/>
+          <w:rtl/>
+          <w:lang w:bidi="ar-SA"/>
+        </w:rPr>
+        <w:t>بالإضافة إلى ممارسة أو "وكالة" الرسول يود الله بأن نتعلم كيف هو يتابع الأهداف العظيمة التي ستُعلَن في السرّ. فيخبرنا قائلاً، أن هذا السر العظيم كان مُخفًى في الله منذ بداية العالم. فالسر لم يكن بالتالي فكرة خرج بها الله لاحقًا. فلقد كان قائمًا كقصد إلهي من قبل زمن الخليقة. ففعلاً كل الأشياء خُلقت أيضًا من أجل الكشف عن هذا السر العظيم.</w:t>
+      </w:r>
+    </w:p>
+    <w:p>
+      <w:pPr>
+        <w:rPr>
+          <w:rtl/>
+          <w:lang w:bidi="ar-SA"/>
+        </w:rPr>
+      </w:pPr>
+      <w:r>
+        <w:rPr>
+          <w:rFonts w:hint="cs"/>
+          <w:rtl/>
+          <w:lang w:bidi="ar-SA"/>
+        </w:rPr>
+        <w:t xml:space="preserve">وإذ كانت مقررة في الأزل، تشكّلت الكنيسة في هذا الزمان، لتكون في الأبدية العتيدة لمجد الله في المسيح (انظر أفسس 3: 21). فبنشوء الكنيسة في هذا الزمان ومن خلال مسيرتها في الطريق عبر هذا العالم </w:t>
+      </w:r>
+      <w:r>
+        <w:rPr>
+          <w:rFonts w:hint="cs"/>
+          <w:rtl/>
+          <w:lang w:bidi="ar-SA"/>
+        </w:rPr>
+        <w:t>كل الرياسات وقوات العالم السماوي ستدرك حكمة الله المتنوعة - الحكمة، التي انتصر بها الله في عالم فاسد وخرِب على كل قوات الشر ويتمم بها مخططه الأزلي في المسيح، ليحصل على الكنيسة كفخر أبدي له في المسيح يسوع.</w:t>
+      </w:r>
+    </w:p>
+    <w:p>
+      <w:pPr>
+        <w:rPr>
+          <w:rtl/>
+          <w:lang w:bidi="ar-SA"/>
+        </w:rPr>
+      </w:pPr>
+      <w:r>
+        <w:rPr>
+          <w:rFonts w:hint="cs"/>
+          <w:rtl/>
+          <w:lang w:bidi="ar-SA"/>
+        </w:rPr>
+        <w:t>فهذا هو السر</w:t>
+      </w:r>
+      <w:r>
+        <w:rPr>
+          <w:rtl/>
+        </w:rPr>
+        <w:t xml:space="preserve"> </w:t>
+      </w:r>
+      <w:r>
+        <w:rPr>
+          <w:rtl/>
+          <w:lang w:bidi="ar-SA"/>
+        </w:rPr>
+        <w:t>إذًا</w:t>
+      </w:r>
+      <w:r>
+        <w:rPr>
+          <w:rFonts w:hint="cs"/>
+          <w:rtl/>
+          <w:lang w:bidi="ar-SA"/>
+        </w:rPr>
+        <w:t xml:space="preserve">، الذي لأجله دخل بولس في أيامه في جدال مكثف كيما يفهمه القديسون بكامل اليقين. هذا هو السر الذي فقدته الكنيسة لمئات كثيرة من السنين. إنه أيضًا السر الذي تم اكتشافه ثانية في هذه الأيام والذي يريد إبليس أن يحرمنا منه من جديد </w:t>
+      </w:r>
+      <w:r>
+        <w:rPr>
+          <w:rtl/>
+          <w:lang w:bidi="ar-SA"/>
+        </w:rPr>
+        <w:t>–</w:t>
+      </w:r>
+      <w:r>
+        <w:rPr>
+          <w:rFonts w:hint="cs"/>
+          <w:rtl/>
+          <w:lang w:bidi="ar-SA"/>
+        </w:rPr>
+        <w:t xml:space="preserve"> إما بعدم انشغالنا به على الإطلاق وبتركه يغيب عن وعينا أو باعتيادنا على عادات لا تتفق به، أو في أنه سيدور بنا في دوائر</w:t>
+      </w:r>
+      <w:r>
+        <w:rPr>
+          <w:rFonts w:hint="cs"/>
+          <w:rtl/>
+          <w:lang w:bidi="ar-SA"/>
+        </w:rPr>
+        <w:t xml:space="preserve"> من المستحيل فيها أن نحيا في نور هذا الحق.</w:t>
+      </w:r>
+    </w:p>
+    <w:p>
+      <w:pPr>
+        <w:rPr>
+          <w:lang w:bidi="ar-SA"/>
+        </w:rPr>
+      </w:pPr>
+      <w:r>
+        <w:rPr>
+          <w:rFonts w:hint="cs"/>
+          <w:rtl/>
+          <w:lang w:bidi="ar-SA"/>
+        </w:rPr>
+        <w:t>لذا فالأمر بحد ذاته سيكون حتمًا لفائدتنا إن صلينا صلاة بولس التي ستنهي هذا التأمل، "</w:t>
+      </w:r>
+      <w:r>
+        <w:rPr>
+          <w:rFonts w:ascii="Times New Roman" w:hAnsi="Times New Roman" w:cs="Times New Roman"/>
+          <w:lang w:bidi="ar-SA"/>
+        </w:rPr>
+        <w:t>​</w:t>
+      </w:r>
+      <w:r>
+        <w:rPr>
+          <w:rtl/>
+          <w:lang w:bidi="ar-SA"/>
+        </w:rPr>
+        <w:t xml:space="preserve"> </w:t>
+      </w:r>
+      <w:r>
+        <w:rPr>
+          <w:rFonts w:ascii="Times New Roman" w:hAnsi="Times New Roman" w:cs="Times New Roman" w:hint="cs"/>
+          <w:rtl/>
+          <w:lang w:bidi="ar-SA"/>
+        </w:rPr>
+        <w:t>​</w:t>
+      </w:r>
+      <w:r>
+        <w:rPr>
+          <w:rFonts w:hint="cs"/>
+          <w:rtl/>
+          <w:lang w:bidi="ar-SA"/>
+        </w:rPr>
+        <w:t>لِكَيْ</w:t>
+      </w:r>
+      <w:r>
+        <w:rPr>
+          <w:rtl/>
+          <w:lang w:bidi="ar-SA"/>
+        </w:rPr>
+        <w:t xml:space="preserve"> </w:t>
+      </w:r>
+      <w:r>
+        <w:rPr>
+          <w:rFonts w:hint="cs"/>
+          <w:rtl/>
+          <w:lang w:bidi="ar-SA"/>
+        </w:rPr>
+        <w:t>تَتَعَزَّى</w:t>
+      </w:r>
+      <w:r>
+        <w:rPr>
+          <w:rtl/>
+          <w:lang w:bidi="ar-SA"/>
+        </w:rPr>
+        <w:t xml:space="preserve"> </w:t>
+      </w:r>
+      <w:r>
+        <w:rPr>
+          <w:rFonts w:hint="cs"/>
+          <w:rtl/>
+          <w:lang w:bidi="ar-SA"/>
+        </w:rPr>
+        <w:t>قُلُوبُهُمْ</w:t>
+      </w:r>
+      <w:r>
+        <w:rPr>
+          <w:rtl/>
+          <w:lang w:bidi="ar-SA"/>
+        </w:rPr>
+        <w:t xml:space="preserve"> </w:t>
+      </w:r>
+      <w:r>
+        <w:rPr>
+          <w:rFonts w:hint="cs"/>
+          <w:rtl/>
+          <w:lang w:bidi="ar-SA"/>
+        </w:rPr>
+        <w:t>مُقْتَر</w:t>
+      </w:r>
+      <w:r>
+        <w:rPr>
+          <w:rtl/>
+          <w:lang w:bidi="ar-SA"/>
+        </w:rPr>
+        <w:t>ِنَةً فِي الْمَحَبَّةِ لِكُلِّ غِنَى يَقِينِ الْفَهْمِ، لِمَعْرِفَةِ سِرِّ اللهِ الآبِ</w:t>
+      </w:r>
+      <w:r>
+        <w:rPr>
+          <w:rFonts w:hint="cs"/>
+          <w:rtl/>
+          <w:lang w:bidi="ar-SA"/>
+        </w:rPr>
+        <w:t xml:space="preserve">، </w:t>
+      </w:r>
+      <w:r>
+        <w:rPr>
+          <w:rtl/>
+          <w:lang w:bidi="ar-SA"/>
+        </w:rPr>
+        <w:t>الْمَسِيحِ،</w:t>
+      </w:r>
+      <w:r>
+        <w:rPr>
+          <w:rFonts w:hint="cs"/>
+          <w:rtl/>
+          <w:lang w:bidi="ar-SA"/>
+        </w:rPr>
+        <w:t>" (كولوسي 2: 2).</w:t>
+      </w:r>
     </w:p>
     <w:sectPr>
-      <w:pgSz w:w="11906" w:h="16838"/>
-      <w:pgMar w:top="1440" w:right="1800" w:bottom="1440" w:left="1800" w:header="708" w:footer="708" w:gutter="0"/>
-      <w:cols w:space="708"/>
-      <w:bidi/>
-      <w:rtlGutter/>
+      <w:pgSz w:w="12240" w:h="15840"/>
+      <w:pgMar w:top="1440" w:right="1800" w:bottom="1440" w:left="1800" w:header="720" w:footer="720" w:gutter="0"/>
+      <w:cols w:space="720"/>
       <w:docGrid w:linePitch="360"/>
     </w:sectPr>
   </w:body>
 </w:document>
 </file>
 
+<file path=word/numbering.xml><?xml version="1.0" encoding="utf-8"?>
+<w:numbering xmlns:wpc="http://schemas.microsoft.com/office/word/2010/wordprocessingCanvas" xmlns:cx="http://schemas.microsoft.com/office/drawing/2014/chartex" xmlns:cx1="http://schemas.microsoft.com/office/drawing/2015/9/8/chartex" xmlns:cx2="http://schemas.microsoft.com/office/drawing/2015/10/21/chartex" xmlns:cx3="http://schemas.microsoft.com/office/drawing/2016/5/9/chartex" xmlns:cx4="http://schemas.microsoft.com/office/drawing/2016/5/10/chartex" xmlns:cx5="http://schemas.microsoft.com/office/drawing/2016/5/11/chartex" xmlns:cx6="http://schemas.microsoft.com/office/drawing/2016/5/12/chartex" xmlns:cx7="http://schemas.microsoft.com/office/drawing/2016/5/13/chartex" xmlns:cx8="http://schemas.microsoft.com/office/drawing/2016/5/14/chartex" xmlns:mc="http://schemas.openxmlformats.org/markup-compatibility/2006" xmlns:aink="http://schemas.microsoft.com/office/drawing/2016/ink" xmlns:am3d="http://schemas.microsoft.com/office/drawing/2017/model3d" xmlns:o="urn:schemas-microsoft-com:office:office" xmlns:oel="http://schemas.microsoft.com/office/2019/extlst" xmlns:r="http://schemas.openxmlformats.org/officeDocument/2006/relationships" xmlns:m="http://schemas.openxmlformats.org/officeDocument/2006/math" xmlns:v="urn:schemas-microsoft-com:vml" xmlns:wp14="http://schemas.microsoft.com/office/word/2010/wordprocessingDrawing" xmlns:wp="http://schemas.openxmlformats.org/drawingml/2006/wordprocessingDrawing" xmlns:w10="urn:schemas-microsoft-com:office:word" xmlns:w="http://schemas.openxmlformats.org/wordprocessingml/2006/main" xmlns:w14="http://schemas.microsoft.com/office/word/2010/wordml" xmlns:w15="http://schemas.microsoft.com/office/word/2012/wordml" xmlns:w16cex="http://schemas.microsoft.com/office/word/2018/wordml/cex" xmlns:w16cid="http://schemas.microsoft.com/office/word/2016/wordml/cid" xmlns:w16="http://schemas.microsoft.com/office/word/2018/wordml" xmlns:w16du="http://schemas.microsoft.com/office/word/2023/wordml/word16du" xmlns:w16sdtdh="http://schemas.microsoft.com/office/word/2020/wordml/sdtdatahash" xmlns:w16se="http://schemas.microsoft.com/office/word/2015/wordml/symex" xmlns:wpg="http://schemas.microsoft.com/office/word/2010/wordprocessingGroup" xmlns:wpi="http://schemas.microsoft.com/office/word/2010/wordprocessingInk" xmlns:wne="http://schemas.microsoft.com/office/word/2006/wordml" xmlns:wps="http://schemas.microsoft.com/office/word/2010/wordprocessingShape" mc:Ignorable="w14 w15 w16se w16cid w16 w16cex w16sdtdh w16du wp14">
+  <w:abstractNum w:abstractNumId="0" w15:restartNumberingAfterBreak="0">
+    <w:nsid w:val="1883073D"/>
+    <w:multiLevelType w:val="hybridMultilevel"/>
+    <w:tmpl w:val="81E0F432"/>
+    <w:lvl w:ilvl="0" w:tplc="42587538">
+      <w:numFmt w:val="bullet"/>
+      <w:lvlText w:val=""/>
+      <w:lvlJc w:val="left"/>
+      <w:pPr>
+        <w:ind w:left="1080" w:hanging="360"/>
+      </w:pPr>
+      <w:rPr>
+        <w:rFonts w:ascii="Symbol" w:eastAsiaTheme="minorHAnsi" w:hAnsi="Symbol" w:cs="Sakkal Majalla" w:hint="default"/>
+      </w:rPr>
+    </w:lvl>
+    <w:lvl w:ilvl="1" w:tplc="04090003" w:tentative="1">
+      <w:start w:val="1"/>
+      <w:numFmt w:val="bullet"/>
+      <w:lvlText w:val="o"/>
+      <w:lvlJc w:val="left"/>
+      <w:pPr>
+        <w:ind w:left="1800" w:hanging="360"/>
+      </w:pPr>
+      <w:rPr>
+        <w:rFonts w:ascii="Courier New" w:hAnsi="Courier New" w:cs="Courier New" w:hint="default"/>
+      </w:rPr>
+    </w:lvl>
+    <w:lvl w:ilvl="2" w:tplc="04090005" w:tentative="1">
+      <w:start w:val="1"/>
+      <w:numFmt w:val="bullet"/>
+      <w:lvlText w:val=""/>
+      <w:lvlJc w:val="left"/>
+      <w:pPr>
+        <w:ind w:left="2520" w:hanging="360"/>
+      </w:pPr>
+      <w:rPr>
+        <w:rFonts w:ascii="Wingdings" w:hAnsi="Wingdings" w:hint="default"/>
+      </w:rPr>
+    </w:lvl>
+    <w:lvl w:ilvl="3" w:tplc="04090001" w:tentative="1">
+      <w:start w:val="1"/>
+      <w:numFmt w:val="bullet"/>
+      <w:lvlText w:val=""/>
+      <w:lvlJc w:val="left"/>
+      <w:pPr>
+        <w:ind w:left="3240" w:hanging="360"/>
+      </w:pPr>
+      <w:rPr>
+        <w:rFonts w:ascii="Symbol" w:hAnsi="Symbol" w:hint="default"/>
+      </w:rPr>
+    </w:lvl>
+    <w:lvl w:ilvl="4" w:tplc="04090003" w:tentative="1">
+      <w:start w:val="1"/>
+      <w:numFmt w:val="bullet"/>
+      <w:lvlText w:val="o"/>
+      <w:lvlJc w:val="left"/>
+      <w:pPr>
+        <w:ind w:left="3960" w:hanging="360"/>
+      </w:pPr>
+      <w:rPr>
+        <w:rFonts w:ascii="Courier New" w:hAnsi="Courier New" w:cs="Courier New" w:hint="default"/>
+      </w:rPr>
+    </w:lvl>
+    <w:lvl w:ilvl="5" w:tplc="04090005" w:tentative="1">
+      <w:start w:val="1"/>
+      <w:numFmt w:val="bullet"/>
+      <w:lvlText w:val=""/>
+      <w:lvlJc w:val="left"/>
+      <w:pPr>
+        <w:ind w:left="4680" w:hanging="360"/>
+      </w:pPr>
+      <w:rPr>
+        <w:rFonts w:ascii="Wingdings" w:hAnsi="Wingdings" w:hint="default"/>
+      </w:rPr>
+    </w:lvl>
+    <w:lvl w:ilvl="6" w:tplc="04090001" w:tentative="1">
+      <w:start w:val="1"/>
+      <w:numFmt w:val="bullet"/>
+      <w:lvlText w:val=""/>
+      <w:lvlJc w:val="left"/>
+      <w:pPr>
+        <w:ind w:left="5400" w:hanging="360"/>
+      </w:pPr>
+      <w:rPr>
+        <w:rFonts w:ascii="Symbol" w:hAnsi="Symbol" w:hint="default"/>
+      </w:rPr>
+    </w:lvl>
+    <w:lvl w:ilvl="7" w:tplc="04090003" w:tentative="1">
+      <w:start w:val="1"/>
+      <w:numFmt w:val="bullet"/>
+      <w:lvlText w:val="o"/>
+      <w:lvlJc w:val="left"/>
+      <w:pPr>
+        <w:ind w:left="6120" w:hanging="360"/>
+      </w:pPr>
+      <w:rPr>
+        <w:rFonts w:ascii="Courier New" w:hAnsi="Courier New" w:cs="Courier New" w:hint="default"/>
+      </w:rPr>
+    </w:lvl>
+    <w:lvl w:ilvl="8" w:tplc="04090005" w:tentative="1">
+      <w:start w:val="1"/>
+      <w:numFmt w:val="bullet"/>
+      <w:lvlText w:val=""/>
+      <w:lvlJc w:val="left"/>
+      <w:pPr>
+        <w:ind w:left="6840" w:hanging="360"/>
+      </w:pPr>
+      <w:rPr>
+        <w:rFonts w:ascii="Wingdings" w:hAnsi="Wingdings" w:hint="default"/>
+      </w:rPr>
+    </w:lvl>
+  </w:abstractNum>
+  <w:abstractNum w:abstractNumId="1" w15:restartNumberingAfterBreak="0">
+    <w:nsid w:val="4A7E1AE1"/>
+    <w:multiLevelType w:val="hybridMultilevel"/>
+    <w:tmpl w:val="D9F2A408"/>
+    <w:lvl w:ilvl="0" w:tplc="0409000F">
+      <w:start w:val="1"/>
+      <w:numFmt w:val="decimal"/>
+      <w:lvlText w:val="%1."/>
+      <w:lvlJc w:val="left"/>
+      <w:pPr>
+        <w:ind w:left="720" w:hanging="360"/>
+      </w:pPr>
+      <w:rPr>
+        <w:rFonts w:hint="default"/>
+      </w:rPr>
+    </w:lvl>
+    <w:lvl w:ilvl="1" w:tplc="04090019" w:tentative="1">
+      <w:start w:val="1"/>
+      <w:numFmt w:val="lowerLetter"/>
+      <w:lvlText w:val="%2."/>
+      <w:lvlJc w:val="left"/>
+      <w:pPr>
+        <w:ind w:left="1440" w:hanging="360"/>
+      </w:pPr>
+    </w:lvl>
+    <w:lvl w:ilvl="2" w:tplc="0409001B" w:tentative="1">
+      <w:start w:val="1"/>
+      <w:numFmt w:val="lowerRoman"/>
+      <w:lvlText w:val="%3."/>
+      <w:lvlJc w:val="right"/>
+      <w:pPr>
+        <w:ind w:left="2160" w:hanging="180"/>
+      </w:pPr>
+    </w:lvl>
+    <w:lvl w:ilvl="3" w:tplc="0409000F" w:tentative="1">
+      <w:start w:val="1"/>
+      <w:numFmt w:val="decimal"/>
+      <w:lvlText w:val="%4."/>
+      <w:lvlJc w:val="left"/>
+      <w:pPr>
+        <w:ind w:left="2880" w:hanging="360"/>
+      </w:pPr>
+    </w:lvl>
+    <w:lvl w:ilvl="4" w:tplc="04090019" w:tentative="1">
+      <w:start w:val="1"/>
+      <w:numFmt w:val="lowerLetter"/>
+      <w:lvlText w:val="%5."/>
+      <w:lvlJc w:val="left"/>
+      <w:pPr>
+        <w:ind w:left="3600" w:hanging="360"/>
+      </w:pPr>
+    </w:lvl>
+    <w:lvl w:ilvl="5" w:tplc="0409001B" w:tentative="1">
+      <w:start w:val="1"/>
+      <w:numFmt w:val="lowerRoman"/>
+      <w:lvlText w:val="%6."/>
+      <w:lvlJc w:val="right"/>
+      <w:pPr>
+        <w:ind w:left="4320" w:hanging="180"/>
+      </w:pPr>
+    </w:lvl>
+    <w:lvl w:ilvl="6" w:tplc="0409000F" w:tentative="1">
+      <w:start w:val="1"/>
+      <w:numFmt w:val="decimal"/>
+      <w:lvlText w:val="%7."/>
+      <w:lvlJc w:val="left"/>
+      <w:pPr>
+        <w:ind w:left="5040" w:hanging="360"/>
+      </w:pPr>
+    </w:lvl>
+    <w:lvl w:ilvl="7" w:tplc="04090019" w:tentative="1">
+      <w:start w:val="1"/>
+      <w:numFmt w:val="lowerLetter"/>
+      <w:lvlText w:val="%8."/>
+      <w:lvlJc w:val="left"/>
+      <w:pPr>
+        <w:ind w:left="5760" w:hanging="360"/>
+      </w:pPr>
+    </w:lvl>
+    <w:lvl w:ilvl="8" w:tplc="0409001B" w:tentative="1">
+      <w:start w:val="1"/>
+      <w:numFmt w:val="lowerRoman"/>
+      <w:lvlText w:val="%9."/>
+      <w:lvlJc w:val="right"/>
+      <w:pPr>
+        <w:ind w:left="6480" w:hanging="180"/>
+      </w:pPr>
+    </w:lvl>
+  </w:abstractNum>
+  <w:num w:numId="1" w16cid:durableId="748884782">
+    <w:abstractNumId w:val="1"/>
+  </w:num>
+  <w:num w:numId="2" w16cid:durableId="331106586">
+    <w:abstractNumId w:val="0"/>
+  </w:num>
+</w:numbering>
+</file>
+
 <file path=word/styles.xml><?xml version="1.0" encoding="utf-8"?>
-<w:styles xmlns:mc="http://schemas.openxmlformats.org/markup-compatibility/2006" xmlns:r="http://schemas.openxmlformats.org/officeDocument/2006/relationships" xmlns:w="http://schemas.openxmlformats.org/wordprocessingml/2006/main" xmlns:w14="http://schemas.microsoft.com/office/word/2010/wordml" xmlns:w15="http://schemas.microsoft.com/office/word/2012/wordml" xmlns:w16cid="http://schemas.microsoft.com/office/word/2016/wordml/cid" xmlns:w16se="http://schemas.microsoft.com/office/word/2015/wordml/symex" mc:Ignorable="w14 w15 w16se w16cid">
+<w:styles xmlns:mc="http://schemas.openxmlformats.org/markup-compatibility/2006" xmlns:r="http://schemas.openxmlformats.org/officeDocument/2006/relationships" xmlns:w="http://schemas.openxmlformats.org/wordprocessingml/2006/main" xmlns:w14="http://schemas.microsoft.com/office/word/2010/wordml" xmlns:w15="http://schemas.microsoft.com/office/word/2012/wordml" xmlns:w16cex="http://schemas.microsoft.com/office/word/2018/wordml/cex" xmlns:w16cid="http://schemas.microsoft.com/office/word/2016/wordml/cid" xmlns:w16="http://schemas.microsoft.com/office/word/2018/wordml" xmlns:w16du="http://schemas.microsoft.com/office/word/2023/wordml/word16du" xmlns:w16sdtdh="http://schemas.microsoft.com/office/word/2020/wordml/sdtdatahash" xmlns:w16se="http://schemas.microsoft.com/office/word/2015/wordml/symex" mc:Ignorable="w14 w15 w16se w16cid w16 w16cex w16sdtdh w16du">
   <w:docDefaults>
     <w:rPrDefault>
       <w:rPr>
         <w:rFonts w:ascii="Sakkal Majalla" w:eastAsiaTheme="minorHAnsi" w:hAnsi="Sakkal Majalla" w:cs="Sakkal Majalla"/>
         <w:sz w:val="28"/>
         <w:szCs w:val="28"/>
-        <w:lang w:val="en-US" w:eastAsia="en-US" w:bidi="ar-SA"/>
+        <w:lang w:val="en-US" w:eastAsia="en-US" w:bidi="he-IL"/>
       </w:rPr>
     </w:rPrDefault>
     <w:pPrDefault>
       <w:pPr>
+        <w:bidi/>
         <w:spacing w:after="160" w:line="259" w:lineRule="auto"/>
+        <w:jc w:val="both"/>
       </w:pPr>
     </w:pPrDefault>
   </w:docDefaults>
@@ -578,11 +3473,7 @@
   <w:style w:type="paragraph" w:default="1" w:styleId="Normal">
     <w:name w:val="Normal"/>
     <w:qFormat/>
-    <w:pPr>
-      <w:bidi/>
-    </w:pPr>
     <w:rPr>
-      <w:noProof/>
       <w:lang w:bidi="ar-EG"/>
     </w:rPr>
   </w:style>
@@ -618,7 +3509,7 @@
     <w:basedOn w:val="DefaultParagraphFont"/>
     <w:uiPriority w:val="99"/>
     <w:unhideWhenUsed/>
-    <w:rsid w:val="001F6478"/>
+    <w:rsid w:val="00DA3617"/>
     <w:rPr>
       <w:color w:val="0563C1" w:themeColor="hyperlink"/>
       <w:u w:val="single"/>
@@ -630,10 +3521,33 @@
     <w:uiPriority w:val="99"/>
     <w:semiHidden/>
     <w:unhideWhenUsed/>
-    <w:rsid w:val="001F6478"/>
+    <w:rsid w:val="00DA3617"/>
     <w:rPr>
       <w:color w:val="605E5C"/>
       <w:shd w:val="clear" w:color="auto" w:fill="E1DFDD"/>
+    </w:rPr>
+  </w:style>
+  <w:style w:type="paragraph" w:styleId="ListParagraph">
+    <w:name w:val="List Paragraph"/>
+    <w:basedOn w:val="Normal"/>
+    <w:uiPriority w:val="34"/>
+    <w:qFormat/>
+    <w:rsid w:val="00A716D6"/>
+    <w:pPr>
+      <w:ind w:left="720"/>
+      <w:contextualSpacing/>
+    </w:pPr>
+  </w:style>
+  <w:style w:type="character" w:styleId="FollowedHyperlink">
+    <w:name w:val="FollowedHyperlink"/>
+    <w:basedOn w:val="DefaultParagraphFont"/>
+    <w:uiPriority w:val="99"/>
+    <w:semiHidden/>
+    <w:unhideWhenUsed/>
+    <w:rsid w:val="0067109B"/>
+    <w:rPr>
+      <w:color w:val="954F72" w:themeColor="followedHyperlink"/>
+      <w:u w:val="single"/>
     </w:rPr>
   </w:style>
 </w:styles>
